--- a/pitch/TEDUH-demo-script.docx
+++ b/pitch/TEDUH-demo-script.docx
@@ -51,7 +51,7 @@
         <w:rPr>
           <w:rFonts w:ascii="Calibri" w:cs="Calibri" w:eastAsia="Calibri" w:hAnsi="Calibri"/>
         </w:rPr>
-        <w:t xml:space="preserve">Two presenters, one laptop. Written for someone who has never opened the app: follow it top to bottom. The PowerPoint deck’s speaker notes carry the same lines and timestamps.</w:t>
+        <w:t xml:space="preserve">Steven (Chang Juan Jue) presents; Thien Gen demos. Two people, one laptop. Written for someone who has never opened the app: follow it top to bottom. The PowerPoint deck’s speaker notes carry the same lines and timestamps.</w:t>
       </w:r>
     </w:p>
     <w:p>
@@ -162,26 +162,26 @@
               <w:bottom w:val="single" w:color="D9CFB6" w:sz="4"/>
               <w:right w:val="single" w:color="D9CFB6" w:sz="4"/>
             </w:tcBorders>
-            <w:shd w:fill="F6E3C5" w:color="auto" w:val="clear"/>
-            <w:tcMar>
-              <w:top w:type="dxa" w:w="70"/>
-              <w:left w:type="dxa" w:w="100"/>
-              <w:bottom w:type="dxa" w:w="70"/>
-              <w:right w:type="dxa" w:w="100"/>
-            </w:tcMar>
-          </w:tcPr>
-          <w:p>
-            <w:pPr>
-              <w:spacing w:after="0"/>
-            </w:pPr>
-            <w:r>
-              <w:rPr>
-                <w:rFonts w:ascii="Calibri" w:cs="Calibri" w:eastAsia="Calibri" w:hAnsi="Calibri"/>
-                <w:b/>
-                <w:bCs/>
-                <w:color w:val="8A4B0F"/>
-              </w:rPr>
-              <w:t xml:space="preserve">Thien Gen</w:t>
+            <w:shd w:fill="D8E8F2" w:color="auto" w:val="clear"/>
+            <w:tcMar>
+              <w:top w:type="dxa" w:w="70"/>
+              <w:left w:type="dxa" w:w="100"/>
+              <w:bottom w:type="dxa" w:w="70"/>
+              <w:right w:type="dxa" w:w="100"/>
+            </w:tcMar>
+          </w:tcPr>
+          <w:p>
+            <w:pPr>
+              <w:spacing w:after="0"/>
+            </w:pPr>
+            <w:r>
+              <w:rPr>
+                <w:rFonts w:ascii="Calibri" w:cs="Calibri" w:eastAsia="Calibri" w:hAnsi="Calibri"/>
+                <w:b/>
+                <w:bCs/>
+                <w:color w:val="1F5E86"/>
+              </w:rPr>
+              <w:t xml:space="preserve">Steven</w:t>
             </w:r>
           </w:p>
         </w:tc>
@@ -209,7 +209,7 @@
               <w:rPr>
                 <w:rFonts w:ascii="Calibri" w:cs="Calibri" w:eastAsia="Calibri" w:hAnsi="Calibri"/>
               </w:rPr>
-              <w:t xml:space="preserve">Tells the story and runs the slides: opening, problem, user, impact, innovation, pilot.</w:t>
+              <w:t xml:space="preserve">Presenter (Steven is Chang Juan Jue). Runs every slide and tells the story, from the opening to the ask. Hands over to Thien Gen at 1:30 and takes back at 3:45.</w:t>
             </w:r>
           </w:p>
         </w:tc>
@@ -227,26 +227,26 @@
               <w:bottom w:val="single" w:color="D9CFB6" w:sz="4"/>
               <w:right w:val="single" w:color="D9CFB6" w:sz="4"/>
             </w:tcBorders>
-            <w:shd w:fill="D8E8F2" w:color="auto" w:val="clear"/>
-            <w:tcMar>
-              <w:top w:type="dxa" w:w="70"/>
-              <w:left w:type="dxa" w:w="100"/>
-              <w:bottom w:type="dxa" w:w="70"/>
-              <w:right w:type="dxa" w:w="100"/>
-            </w:tcMar>
-          </w:tcPr>
-          <w:p>
-            <w:pPr>
-              <w:spacing w:after="0"/>
-            </w:pPr>
-            <w:r>
-              <w:rPr>
-                <w:rFonts w:ascii="Calibri" w:cs="Calibri" w:eastAsia="Calibri" w:hAnsi="Calibri"/>
-                <w:b/>
-                <w:bCs/>
-                <w:color w:val="1F5E86"/>
-              </w:rPr>
-              <w:t xml:space="preserve">Steven</w:t>
+            <w:shd w:fill="F6E3C5" w:color="auto" w:val="clear"/>
+            <w:tcMar>
+              <w:top w:type="dxa" w:w="70"/>
+              <w:left w:type="dxa" w:w="100"/>
+              <w:bottom w:type="dxa" w:w="70"/>
+              <w:right w:type="dxa" w:w="100"/>
+            </w:tcMar>
+          </w:tcPr>
+          <w:p>
+            <w:pPr>
+              <w:spacing w:after="0"/>
+            </w:pPr>
+            <w:r>
+              <w:rPr>
+                <w:rFonts w:ascii="Calibri" w:cs="Calibri" w:eastAsia="Calibri" w:hAnsi="Calibri"/>
+                <w:b/>
+                <w:bCs/>
+                <w:color w:val="8A4B0F"/>
+              </w:rPr>
+              <w:t xml:space="preserve">Thien Gen</w:t>
             </w:r>
           </w:p>
         </w:tc>
@@ -274,7 +274,7 @@
               <w:rPr>
                 <w:rFonts w:ascii="Calibri" w:cs="Calibri" w:eastAsia="Calibri" w:hAnsi="Calibri"/>
               </w:rPr>
-              <w:t xml:space="preserve">Drives the app: solution, live demo, how it works, feasibility.</w:t>
+              <w:t xml:space="preserve">Demo (Hong Thien Gen). Drives the app and does all the talking during the live demo (1:30–3:45). Takes the technical questions.</w:t>
             </w:r>
           </w:p>
         </w:tc>
@@ -282,8 +282,21 @@
     </w:tbl>
     <w:p>
       <w:pPr>
-        <w:spacing w:after="120"/>
+        <w:pBdr>
+          <w:left w:val="single" w:color="96590A" w:sz="18" w:space="8"/>
+        </w:pBdr>
+        <w:shd w:fill="F6E9CF" w:color="auto" w:val="clear"/>
+        <w:spacing w:before="160" w:after="160"/>
+        <w:ind w:left="160" w:right="160"/>
       </w:pPr>
+      <w:r>
+        <w:rPr>
+          <w:rFonts w:ascii="Calibri" w:cs="Calibri" w:eastAsia="Calibri" w:hAnsi="Calibri"/>
+          <w:sz w:val="20"/>
+          <w:szCs w:val="20"/>
+        </w:rPr>
+        <w:t xml:space="preserve">Handover: One laptop. Steven sits at the keyboard and advances the slides (arrow keys or a clicker). At 1:30 Thien Gen takes the mouse and keyboard and Alt+Tabs to the app. At 3:40 Thien Gen Alt+Tabs back to the deck and hands back. Steven stays silent during the demo; Thien Gen stays silent during the slides.</w:t>
+      </w:r>
     </w:p>
     <w:tbl>
       <w:tblPr>
@@ -898,26 +911,26 @@
               <w:bottom w:val="single" w:color="D9CFB6" w:sz="4"/>
               <w:right w:val="single" w:color="D9CFB6" w:sz="4"/>
             </w:tcBorders>
-            <w:shd w:fill="D8E8F2" w:color="auto" w:val="clear"/>
-            <w:tcMar>
-              <w:top w:type="dxa" w:w="70"/>
-              <w:left w:type="dxa" w:w="100"/>
-              <w:bottom w:type="dxa" w:w="70"/>
-              <w:right w:type="dxa" w:w="100"/>
-            </w:tcMar>
-          </w:tcPr>
-          <w:p>
-            <w:pPr>
-              <w:spacing w:after="0"/>
-            </w:pPr>
-            <w:r>
-              <w:rPr>
-                <w:rFonts w:ascii="Calibri" w:cs="Calibri" w:eastAsia="Calibri" w:hAnsi="Calibri"/>
-                <w:b/>
-                <w:bCs/>
-                <w:color w:val="1F5E86"/>
-              </w:rPr>
-              <w:t xml:space="preserve">Steven</w:t>
+            <w:shd w:fill="F6E3C5" w:color="auto" w:val="clear"/>
+            <w:tcMar>
+              <w:top w:type="dxa" w:w="70"/>
+              <w:left w:type="dxa" w:w="100"/>
+              <w:bottom w:type="dxa" w:w="70"/>
+              <w:right w:type="dxa" w:w="100"/>
+            </w:tcMar>
+          </w:tcPr>
+          <w:p>
+            <w:pPr>
+              <w:spacing w:after="0"/>
+            </w:pPr>
+            <w:r>
+              <w:rPr>
+                <w:rFonts w:ascii="Calibri" w:cs="Calibri" w:eastAsia="Calibri" w:hAnsi="Calibri"/>
+                <w:b/>
+                <w:bCs/>
+                <w:color w:val="8A4B0F"/>
+              </w:rPr>
+              <w:t xml:space="preserve">Thien Gen</w:t>
             </w:r>
           </w:p>
         </w:tc>
@@ -1022,26 +1035,26 @@
               <w:bottom w:val="single" w:color="D9CFB6" w:sz="4"/>
               <w:right w:val="single" w:color="D9CFB6" w:sz="4"/>
             </w:tcBorders>
-            <w:shd w:fill="D8E8F2" w:color="auto" w:val="clear"/>
-            <w:tcMar>
-              <w:top w:type="dxa" w:w="70"/>
-              <w:left w:type="dxa" w:w="100"/>
-              <w:bottom w:type="dxa" w:w="70"/>
-              <w:right w:type="dxa" w:w="100"/>
-            </w:tcMar>
-          </w:tcPr>
-          <w:p>
-            <w:pPr>
-              <w:spacing w:after="0"/>
-            </w:pPr>
-            <w:r>
-              <w:rPr>
-                <w:rFonts w:ascii="Calibri" w:cs="Calibri" w:eastAsia="Calibri" w:hAnsi="Calibri"/>
-                <w:b/>
-                <w:bCs/>
-                <w:color w:val="1F5E86"/>
-              </w:rPr>
-              <w:t xml:space="preserve">Steven</w:t>
+            <w:shd w:fill="F6E3C5" w:color="auto" w:val="clear"/>
+            <w:tcMar>
+              <w:top w:type="dxa" w:w="70"/>
+              <w:left w:type="dxa" w:w="100"/>
+              <w:bottom w:type="dxa" w:w="70"/>
+              <w:right w:type="dxa" w:w="100"/>
+            </w:tcMar>
+          </w:tcPr>
+          <w:p>
+            <w:pPr>
+              <w:spacing w:after="0"/>
+            </w:pPr>
+            <w:r>
+              <w:rPr>
+                <w:rFonts w:ascii="Calibri" w:cs="Calibri" w:eastAsia="Calibri" w:hAnsi="Calibri"/>
+                <w:b/>
+                <w:bCs/>
+                <w:color w:val="8A4B0F"/>
+              </w:rPr>
+              <w:t xml:space="preserve">Thien Gen</w:t>
             </w:r>
           </w:p>
         </w:tc>
@@ -1146,26 +1159,26 @@
               <w:bottom w:val="single" w:color="D9CFB6" w:sz="4"/>
               <w:right w:val="single" w:color="D9CFB6" w:sz="4"/>
             </w:tcBorders>
-            <w:shd w:fill="D8E8F2" w:color="auto" w:val="clear"/>
-            <w:tcMar>
-              <w:top w:type="dxa" w:w="70"/>
-              <w:left w:type="dxa" w:w="100"/>
-              <w:bottom w:type="dxa" w:w="70"/>
-              <w:right w:type="dxa" w:w="100"/>
-            </w:tcMar>
-          </w:tcPr>
-          <w:p>
-            <w:pPr>
-              <w:spacing w:after="0"/>
-            </w:pPr>
-            <w:r>
-              <w:rPr>
-                <w:rFonts w:ascii="Calibri" w:cs="Calibri" w:eastAsia="Calibri" w:hAnsi="Calibri"/>
-                <w:b/>
-                <w:bCs/>
-                <w:color w:val="1F5E86"/>
-              </w:rPr>
-              <w:t xml:space="preserve">Steven</w:t>
+            <w:shd w:fill="F6E3C5" w:color="auto" w:val="clear"/>
+            <w:tcMar>
+              <w:top w:type="dxa" w:w="70"/>
+              <w:left w:type="dxa" w:w="100"/>
+              <w:bottom w:type="dxa" w:w="70"/>
+              <w:right w:type="dxa" w:w="100"/>
+            </w:tcMar>
+          </w:tcPr>
+          <w:p>
+            <w:pPr>
+              <w:spacing w:after="0"/>
+            </w:pPr>
+            <w:r>
+              <w:rPr>
+                <w:rFonts w:ascii="Calibri" w:cs="Calibri" w:eastAsia="Calibri" w:hAnsi="Calibri"/>
+                <w:b/>
+                <w:bCs/>
+                <w:color w:val="8A4B0F"/>
+              </w:rPr>
+              <w:t xml:space="preserve">Thien Gen</w:t>
             </w:r>
           </w:p>
         </w:tc>
@@ -1270,26 +1283,26 @@
               <w:bottom w:val="single" w:color="D9CFB6" w:sz="4"/>
               <w:right w:val="single" w:color="D9CFB6" w:sz="4"/>
             </w:tcBorders>
-            <w:shd w:fill="D8E8F2" w:color="auto" w:val="clear"/>
-            <w:tcMar>
-              <w:top w:type="dxa" w:w="70"/>
-              <w:left w:type="dxa" w:w="100"/>
-              <w:bottom w:type="dxa" w:w="70"/>
-              <w:right w:type="dxa" w:w="100"/>
-            </w:tcMar>
-          </w:tcPr>
-          <w:p>
-            <w:pPr>
-              <w:spacing w:after="0"/>
-            </w:pPr>
-            <w:r>
-              <w:rPr>
-                <w:rFonts w:ascii="Calibri" w:cs="Calibri" w:eastAsia="Calibri" w:hAnsi="Calibri"/>
-                <w:b/>
-                <w:bCs/>
-                <w:color w:val="1F5E86"/>
-              </w:rPr>
-              <w:t xml:space="preserve">Steven</w:t>
+            <w:shd w:fill="F6E3C5" w:color="auto" w:val="clear"/>
+            <w:tcMar>
+              <w:top w:type="dxa" w:w="70"/>
+              <w:left w:type="dxa" w:w="100"/>
+              <w:bottom w:type="dxa" w:w="70"/>
+              <w:right w:type="dxa" w:w="100"/>
+            </w:tcMar>
+          </w:tcPr>
+          <w:p>
+            <w:pPr>
+              <w:spacing w:after="0"/>
+            </w:pPr>
+            <w:r>
+              <w:rPr>
+                <w:rFonts w:ascii="Calibri" w:cs="Calibri" w:eastAsia="Calibri" w:hAnsi="Calibri"/>
+                <w:b/>
+                <w:bCs/>
+                <w:color w:val="8A4B0F"/>
+              </w:rPr>
+              <w:t xml:space="preserve">Thien Gen</w:t>
             </w:r>
           </w:p>
         </w:tc>
@@ -1394,26 +1407,26 @@
               <w:bottom w:val="single" w:color="D9CFB6" w:sz="4"/>
               <w:right w:val="single" w:color="D9CFB6" w:sz="4"/>
             </w:tcBorders>
-            <w:shd w:fill="D8E8F2" w:color="auto" w:val="clear"/>
-            <w:tcMar>
-              <w:top w:type="dxa" w:w="70"/>
-              <w:left w:type="dxa" w:w="100"/>
-              <w:bottom w:type="dxa" w:w="70"/>
-              <w:right w:type="dxa" w:w="100"/>
-            </w:tcMar>
-          </w:tcPr>
-          <w:p>
-            <w:pPr>
-              <w:spacing w:after="0"/>
-            </w:pPr>
-            <w:r>
-              <w:rPr>
-                <w:rFonts w:ascii="Calibri" w:cs="Calibri" w:eastAsia="Calibri" w:hAnsi="Calibri"/>
-                <w:b/>
-                <w:bCs/>
-                <w:color w:val="1F5E86"/>
-              </w:rPr>
-              <w:t xml:space="preserve">Steven</w:t>
+            <w:shd w:fill="F6E3C5" w:color="auto" w:val="clear"/>
+            <w:tcMar>
+              <w:top w:type="dxa" w:w="70"/>
+              <w:left w:type="dxa" w:w="100"/>
+              <w:bottom w:type="dxa" w:w="70"/>
+              <w:right w:type="dxa" w:w="100"/>
+            </w:tcMar>
+          </w:tcPr>
+          <w:p>
+            <w:pPr>
+              <w:spacing w:after="0"/>
+            </w:pPr>
+            <w:r>
+              <w:rPr>
+                <w:rFonts w:ascii="Calibri" w:cs="Calibri" w:eastAsia="Calibri" w:hAnsi="Calibri"/>
+                <w:b/>
+                <w:bCs/>
+                <w:color w:val="8A4B0F"/>
+              </w:rPr>
+              <w:t xml:space="preserve">Thien Gen</w:t>
             </w:r>
           </w:p>
         </w:tc>
@@ -1642,26 +1655,26 @@
               <w:bottom w:val="single" w:color="D9CFB6" w:sz="4"/>
               <w:right w:val="single" w:color="D9CFB6" w:sz="4"/>
             </w:tcBorders>
-            <w:shd w:fill="D8E8F2" w:color="auto" w:val="clear"/>
-            <w:tcMar>
-              <w:top w:type="dxa" w:w="70"/>
-              <w:left w:type="dxa" w:w="100"/>
-              <w:bottom w:type="dxa" w:w="70"/>
-              <w:right w:type="dxa" w:w="100"/>
-            </w:tcMar>
-          </w:tcPr>
-          <w:p>
-            <w:pPr>
-              <w:spacing w:after="0"/>
-            </w:pPr>
-            <w:r>
-              <w:rPr>
-                <w:rFonts w:ascii="Calibri" w:cs="Calibri" w:eastAsia="Calibri" w:hAnsi="Calibri"/>
-                <w:b/>
-                <w:bCs/>
-                <w:color w:val="1F5E86"/>
-              </w:rPr>
-              <w:t xml:space="preserve">Steven</w:t>
+            <w:shd w:fill="F6E3C5" w:color="auto" w:val="clear"/>
+            <w:tcMar>
+              <w:top w:type="dxa" w:w="70"/>
+              <w:left w:type="dxa" w:w="100"/>
+              <w:bottom w:type="dxa" w:w="70"/>
+              <w:right w:type="dxa" w:w="100"/>
+            </w:tcMar>
+          </w:tcPr>
+          <w:p>
+            <w:pPr>
+              <w:spacing w:after="0"/>
+            </w:pPr>
+            <w:r>
+              <w:rPr>
+                <w:rFonts w:ascii="Calibri" w:cs="Calibri" w:eastAsia="Calibri" w:hAnsi="Calibri"/>
+                <w:b/>
+                <w:bCs/>
+                <w:color w:val="8A4B0F"/>
+              </w:rPr>
+              <w:t xml:space="preserve">Thien Gen</w:t>
             </w:r>
           </w:p>
         </w:tc>
@@ -1766,26 +1779,26 @@
               <w:bottom w:val="single" w:color="D9CFB6" w:sz="4"/>
               <w:right w:val="single" w:color="D9CFB6" w:sz="4"/>
             </w:tcBorders>
-            <w:shd w:fill="F6E3C5" w:color="auto" w:val="clear"/>
-            <w:tcMar>
-              <w:top w:type="dxa" w:w="70"/>
-              <w:left w:type="dxa" w:w="100"/>
-              <w:bottom w:type="dxa" w:w="70"/>
-              <w:right w:type="dxa" w:w="100"/>
-            </w:tcMar>
-          </w:tcPr>
-          <w:p>
-            <w:pPr>
-              <w:spacing w:after="0"/>
-            </w:pPr>
-            <w:r>
-              <w:rPr>
-                <w:rFonts w:ascii="Calibri" w:cs="Calibri" w:eastAsia="Calibri" w:hAnsi="Calibri"/>
-                <w:b/>
-                <w:bCs/>
-                <w:color w:val="8A4B0F"/>
-              </w:rPr>
-              <w:t xml:space="preserve">Thien Gen</w:t>
+            <w:shd w:fill="D8E8F2" w:color="auto" w:val="clear"/>
+            <w:tcMar>
+              <w:top w:type="dxa" w:w="70"/>
+              <w:left w:type="dxa" w:w="100"/>
+              <w:bottom w:type="dxa" w:w="70"/>
+              <w:right w:type="dxa" w:w="100"/>
+            </w:tcMar>
+          </w:tcPr>
+          <w:p>
+            <w:pPr>
+              <w:spacing w:after="0"/>
+            </w:pPr>
+            <w:r>
+              <w:rPr>
+                <w:rFonts w:ascii="Calibri" w:cs="Calibri" w:eastAsia="Calibri" w:hAnsi="Calibri"/>
+                <w:b/>
+                <w:bCs/>
+                <w:color w:val="1F5E86"/>
+              </w:rPr>
+              <w:t xml:space="preserve">Steven</w:t>
             </w:r>
           </w:p>
         </w:tc>
@@ -2251,26 +2264,26 @@
               <w:bottom w:val="single" w:color="D9CFB6" w:sz="4"/>
               <w:right w:val="single" w:color="D9CFB6" w:sz="4"/>
             </w:tcBorders>
-            <w:shd w:fill="F6E3C5" w:color="auto" w:val="clear"/>
-            <w:tcMar>
-              <w:top w:type="dxa" w:w="70"/>
-              <w:left w:type="dxa" w:w="100"/>
-              <w:bottom w:type="dxa" w:w="70"/>
-              <w:right w:type="dxa" w:w="100"/>
-            </w:tcMar>
-          </w:tcPr>
-          <w:p>
-            <w:pPr>
-              <w:spacing w:after="0"/>
-            </w:pPr>
-            <w:r>
-              <w:rPr>
-                <w:rFonts w:ascii="Calibri" w:cs="Calibri" w:eastAsia="Calibri" w:hAnsi="Calibri"/>
-                <w:b/>
-                <w:bCs/>
-                <w:color w:val="8A4B0F"/>
-              </w:rPr>
-              <w:t xml:space="preserve">Thien Gen</w:t>
+            <w:shd w:fill="D8E8F2" w:color="auto" w:val="clear"/>
+            <w:tcMar>
+              <w:top w:type="dxa" w:w="70"/>
+              <w:left w:type="dxa" w:w="100"/>
+              <w:bottom w:type="dxa" w:w="70"/>
+              <w:right w:type="dxa" w:w="100"/>
+            </w:tcMar>
+          </w:tcPr>
+          <w:p>
+            <w:pPr>
+              <w:spacing w:after="0"/>
+            </w:pPr>
+            <w:r>
+              <w:rPr>
+                <w:rFonts w:ascii="Calibri" w:cs="Calibri" w:eastAsia="Calibri" w:hAnsi="Calibri"/>
+                <w:b/>
+                <w:bCs/>
+                <w:color w:val="1F5E86"/>
+              </w:rPr>
+              <w:t xml:space="preserve">Steven</w:t>
             </w:r>
           </w:p>
         </w:tc>
@@ -2300,7 +2313,7 @@
                 <w:i/>
                 <w:iCs/>
               </w:rPr>
-              <w:t xml:space="preserve">“Hi, we are [team name]. I’m Thien Gen, this is Steven. Teduh is Malay for shaded or sheltered. Our track is Planet, focus climate resilience.”</w:t>
+              <w:t xml:space="preserve">“Hi, we are Team One. I’m Steven, this is Thien Gen. Teduh is Malay for shaded or sheltered. Our track is Planet, focus climate resilience.”</w:t>
             </w:r>
           </w:p>
         </w:tc>
@@ -2408,26 +2421,26 @@
               <w:bottom w:val="single" w:color="D9CFB6" w:sz="4"/>
               <w:right w:val="single" w:color="D9CFB6" w:sz="4"/>
             </w:tcBorders>
-            <w:shd w:fill="F6E3C5" w:color="auto" w:val="clear"/>
-            <w:tcMar>
-              <w:top w:type="dxa" w:w="70"/>
-              <w:left w:type="dxa" w:w="100"/>
-              <w:bottom w:type="dxa" w:w="70"/>
-              <w:right w:type="dxa" w:w="100"/>
-            </w:tcMar>
-          </w:tcPr>
-          <w:p>
-            <w:pPr>
-              <w:spacing w:after="0"/>
-            </w:pPr>
-            <w:r>
-              <w:rPr>
-                <w:rFonts w:ascii="Calibri" w:cs="Calibri" w:eastAsia="Calibri" w:hAnsi="Calibri"/>
-                <w:b/>
-                <w:bCs/>
-                <w:color w:val="8A4B0F"/>
-              </w:rPr>
-              <w:t xml:space="preserve">Thien Gen</w:t>
+            <w:shd w:fill="D8E8F2" w:color="auto" w:val="clear"/>
+            <w:tcMar>
+              <w:top w:type="dxa" w:w="70"/>
+              <w:left w:type="dxa" w:w="100"/>
+              <w:bottom w:type="dxa" w:w="70"/>
+              <w:right w:type="dxa" w:w="100"/>
+            </w:tcMar>
+          </w:tcPr>
+          <w:p>
+            <w:pPr>
+              <w:spacing w:after="0"/>
+            </w:pPr>
+            <w:r>
+              <w:rPr>
+                <w:rFonts w:ascii="Calibri" w:cs="Calibri" w:eastAsia="Calibri" w:hAnsi="Calibri"/>
+                <w:b/>
+                <w:bCs/>
+                <w:color w:val="1F5E86"/>
+              </w:rPr>
+              <w:t xml:space="preserve">Steven</w:t>
             </w:r>
           </w:p>
         </w:tc>
@@ -2565,26 +2578,26 @@
               <w:bottom w:val="single" w:color="D9CFB6" w:sz="4"/>
               <w:right w:val="single" w:color="D9CFB6" w:sz="4"/>
             </w:tcBorders>
-            <w:shd w:fill="F6E3C5" w:color="auto" w:val="clear"/>
-            <w:tcMar>
-              <w:top w:type="dxa" w:w="70"/>
-              <w:left w:type="dxa" w:w="100"/>
-              <w:bottom w:type="dxa" w:w="70"/>
-              <w:right w:type="dxa" w:w="100"/>
-            </w:tcMar>
-          </w:tcPr>
-          <w:p>
-            <w:pPr>
-              <w:spacing w:after="0"/>
-            </w:pPr>
-            <w:r>
-              <w:rPr>
-                <w:rFonts w:ascii="Calibri" w:cs="Calibri" w:eastAsia="Calibri" w:hAnsi="Calibri"/>
-                <w:b/>
-                <w:bCs/>
-                <w:color w:val="8A4B0F"/>
-              </w:rPr>
-              <w:t xml:space="preserve">Thien Gen</w:t>
+            <w:shd w:fill="D8E8F2" w:color="auto" w:val="clear"/>
+            <w:tcMar>
+              <w:top w:type="dxa" w:w="70"/>
+              <w:left w:type="dxa" w:w="100"/>
+              <w:bottom w:type="dxa" w:w="70"/>
+              <w:right w:type="dxa" w:w="100"/>
+            </w:tcMar>
+          </w:tcPr>
+          <w:p>
+            <w:pPr>
+              <w:spacing w:after="0"/>
+            </w:pPr>
+            <w:r>
+              <w:rPr>
+                <w:rFonts w:ascii="Calibri" w:cs="Calibri" w:eastAsia="Calibri" w:hAnsi="Calibri"/>
+                <w:b/>
+                <w:bCs/>
+                <w:color w:val="1F5E86"/>
+              </w:rPr>
+              <w:t xml:space="preserve">Steven</w:t>
             </w:r>
           </w:p>
         </w:tc>
@@ -2771,7 +2784,7 @@
                 <w:i/>
                 <w:iCs/>
               </w:rPr>
-              <w:t xml:space="preserve">“Teduh answers one question: with this budget, which shade helps the most walks? It recommends trees and covered walkways, shows before and after, and hands off a build pack. Let me show you.”</w:t>
+              <w:t xml:space="preserve">“Teduh answers one question: with this budget, which shade helps the most walks? It recommends trees and covered walkways, shows before and after, and hands off a build pack. Thien Gen will show you on a real township.”</w:t>
             </w:r>
           </w:p>
         </w:tc>
@@ -2799,7 +2812,7 @@
               <w:rPr>
                 <w:rFonts w:ascii="Calibri" w:cs="Calibri" w:eastAsia="Calibri" w:hAnsi="Calibri"/>
               </w:rPr>
-              <w:t xml:space="preserve">Next slide: Solution, then the Live demo slide. Alt+Tab to the app.</w:t>
+              <w:t xml:space="preserve">Next slide: Solution, then the Live demo slide. Move aside; Thien Gen takes the keyboard.</w:t>
             </w:r>
           </w:p>
         </w:tc>
@@ -2830,7 +2843,7 @@
                 <w:sz w:val="19"/>
                 <w:szCs w:val="19"/>
               </w:rPr>
-              <w:t xml:space="preserve">The app, on 1 Map &amp; routes</w:t>
+              <w:t xml:space="preserve"/>
             </w:r>
           </w:p>
         </w:tc>
@@ -2879,26 +2892,26 @@
               <w:bottom w:val="single" w:color="D9CFB6" w:sz="4"/>
               <w:right w:val="single" w:color="D9CFB6" w:sz="4"/>
             </w:tcBorders>
-            <w:shd w:fill="D8E8F2" w:color="auto" w:val="clear"/>
-            <w:tcMar>
-              <w:top w:type="dxa" w:w="70"/>
-              <w:left w:type="dxa" w:w="100"/>
-              <w:bottom w:type="dxa" w:w="70"/>
-              <w:right w:type="dxa" w:w="100"/>
-            </w:tcMar>
-          </w:tcPr>
-          <w:p>
-            <w:pPr>
-              <w:spacing w:after="0"/>
-            </w:pPr>
-            <w:r>
-              <w:rPr>
-                <w:rFonts w:ascii="Calibri" w:cs="Calibri" w:eastAsia="Calibri" w:hAnsi="Calibri"/>
-                <w:b/>
-                <w:bCs/>
-                <w:color w:val="1F5E86"/>
-              </w:rPr>
-              <w:t xml:space="preserve">Steven</w:t>
+            <w:shd w:fill="F6E3C5" w:color="auto" w:val="clear"/>
+            <w:tcMar>
+              <w:top w:type="dxa" w:w="70"/>
+              <w:left w:type="dxa" w:w="100"/>
+              <w:bottom w:type="dxa" w:w="70"/>
+              <w:right w:type="dxa" w:w="100"/>
+            </w:tcMar>
+          </w:tcPr>
+          <w:p>
+            <w:pPr>
+              <w:spacing w:after="0"/>
+            </w:pPr>
+            <w:r>
+              <w:rPr>
+                <w:rFonts w:ascii="Calibri" w:cs="Calibri" w:eastAsia="Calibri" w:hAnsi="Calibri"/>
+                <w:b/>
+                <w:bCs/>
+                <w:color w:val="8A4B0F"/>
+              </w:rPr>
+              <w:t xml:space="preserve">Thien Gen</w:t>
             </w:r>
           </w:p>
         </w:tc>
@@ -2928,7 +2941,7 @@
                 <w:i/>
                 <w:iCs/>
               </w:rPr>
-              <w:t xml:space="preserve">“This is the real SS 15. Streets and buildings are from OpenStreetMap. Here is the 2 pm walk from the LRT station to the mall.”</w:t>
+              <w:t xml:space="preserve">“Thanks, Steven. This is the real SS 15. Streets and buildings are from OpenStreetMap. Here is the 2 pm walk from the LRT station to the mall.”</w:t>
             </w:r>
           </w:p>
         </w:tc>
@@ -2956,7 +2969,7 @@
               <w:rPr>
                 <w:rFonts w:ascii="Calibri" w:cs="Calibri" w:eastAsia="Calibri" w:hAnsi="Calibri"/>
               </w:rPr>
-              <w:t xml:space="preserve">Left panel: click Demo: 2 pm walk from the LRT station to the shopping mall.</w:t>
+              <w:t xml:space="preserve">Alt+Tab to the app. Left panel: click Demo: 2 pm walk from the LRT station to the shopping mall.</w:t>
             </w:r>
           </w:p>
         </w:tc>
@@ -3036,26 +3049,26 @@
               <w:bottom w:val="single" w:color="D9CFB6" w:sz="4"/>
               <w:right w:val="single" w:color="D9CFB6" w:sz="4"/>
             </w:tcBorders>
-            <w:shd w:fill="D8E8F2" w:color="auto" w:val="clear"/>
-            <w:tcMar>
-              <w:top w:type="dxa" w:w="70"/>
-              <w:left w:type="dxa" w:w="100"/>
-              <w:bottom w:type="dxa" w:w="70"/>
-              <w:right w:type="dxa" w:w="100"/>
-            </w:tcMar>
-          </w:tcPr>
-          <w:p>
-            <w:pPr>
-              <w:spacing w:after="0"/>
-            </w:pPr>
-            <w:r>
-              <w:rPr>
-                <w:rFonts w:ascii="Calibri" w:cs="Calibri" w:eastAsia="Calibri" w:hAnsi="Calibri"/>
-                <w:b/>
-                <w:bCs/>
-                <w:color w:val="1F5E86"/>
-              </w:rPr>
-              <w:t xml:space="preserve">Steven</w:t>
+            <w:shd w:fill="F6E3C5" w:color="auto" w:val="clear"/>
+            <w:tcMar>
+              <w:top w:type="dxa" w:w="70"/>
+              <w:left w:type="dxa" w:w="100"/>
+              <w:bottom w:type="dxa" w:w="70"/>
+              <w:right w:type="dxa" w:w="100"/>
+            </w:tcMar>
+          </w:tcPr>
+          <w:p>
+            <w:pPr>
+              <w:spacing w:after="0"/>
+            </w:pPr>
+            <w:r>
+              <w:rPr>
+                <w:rFonts w:ascii="Calibri" w:cs="Calibri" w:eastAsia="Calibri" w:hAnsi="Calibri"/>
+                <w:b/>
+                <w:bCs/>
+                <w:color w:val="8A4B0F"/>
+              </w:rPr>
+              <w:t xml:space="preserve">Thien Gen</w:t>
             </w:r>
           </w:p>
         </w:tc>
@@ -3193,26 +3206,26 @@
               <w:bottom w:val="single" w:color="D9CFB6" w:sz="4"/>
               <w:right w:val="single" w:color="D9CFB6" w:sz="4"/>
             </w:tcBorders>
-            <w:shd w:fill="D8E8F2" w:color="auto" w:val="clear"/>
-            <w:tcMar>
-              <w:top w:type="dxa" w:w="70"/>
-              <w:left w:type="dxa" w:w="100"/>
-              <w:bottom w:type="dxa" w:w="70"/>
-              <w:right w:type="dxa" w:w="100"/>
-            </w:tcMar>
-          </w:tcPr>
-          <w:p>
-            <w:pPr>
-              <w:spacing w:after="0"/>
-            </w:pPr>
-            <w:r>
-              <w:rPr>
-                <w:rFonts w:ascii="Calibri" w:cs="Calibri" w:eastAsia="Calibri" w:hAnsi="Calibri"/>
-                <w:b/>
-                <w:bCs/>
-                <w:color w:val="1F5E86"/>
-              </w:rPr>
-              <w:t xml:space="preserve">Steven</w:t>
+            <w:shd w:fill="F6E3C5" w:color="auto" w:val="clear"/>
+            <w:tcMar>
+              <w:top w:type="dxa" w:w="70"/>
+              <w:left w:type="dxa" w:w="100"/>
+              <w:bottom w:type="dxa" w:w="70"/>
+              <w:right w:type="dxa" w:w="100"/>
+            </w:tcMar>
+          </w:tcPr>
+          <w:p>
+            <w:pPr>
+              <w:spacing w:after="0"/>
+            </w:pPr>
+            <w:r>
+              <w:rPr>
+                <w:rFonts w:ascii="Calibri" w:cs="Calibri" w:eastAsia="Calibri" w:hAnsi="Calibri"/>
+                <w:b/>
+                <w:bCs/>
+                <w:color w:val="8A4B0F"/>
+              </w:rPr>
+              <w:t xml:space="preserve">Thien Gen</w:t>
             </w:r>
           </w:p>
         </w:tc>
@@ -3427,7 +3440,7 @@
               <w:rPr>
                 <w:rFonts w:ascii="Calibri" w:cs="Calibri" w:eastAsia="Calibri" w:hAnsi="Calibri"/>
               </w:rPr>
-              <w:t xml:space="preserve">Steven keeps the mouse still.</w:t>
+              <w:t xml:space="preserve">Keep the mouse still on the walkway.</w:t>
             </w:r>
           </w:p>
         </w:tc>
@@ -3507,26 +3520,26 @@
               <w:bottom w:val="single" w:color="D9CFB6" w:sz="4"/>
               <w:right w:val="single" w:color="D9CFB6" w:sz="4"/>
             </w:tcBorders>
-            <w:shd w:fill="D8E8F2" w:color="auto" w:val="clear"/>
-            <w:tcMar>
-              <w:top w:type="dxa" w:w="70"/>
-              <w:left w:type="dxa" w:w="100"/>
-              <w:bottom w:type="dxa" w:w="70"/>
-              <w:right w:type="dxa" w:w="100"/>
-            </w:tcMar>
-          </w:tcPr>
-          <w:p>
-            <w:pPr>
-              <w:spacing w:after="0"/>
-            </w:pPr>
-            <w:r>
-              <w:rPr>
-                <w:rFonts w:ascii="Calibri" w:cs="Calibri" w:eastAsia="Calibri" w:hAnsi="Calibri"/>
-                <w:b/>
-                <w:bCs/>
-                <w:color w:val="1F5E86"/>
-              </w:rPr>
-              <w:t xml:space="preserve">Steven</w:t>
+            <w:shd w:fill="F6E3C5" w:color="auto" w:val="clear"/>
+            <w:tcMar>
+              <w:top w:type="dxa" w:w="70"/>
+              <w:left w:type="dxa" w:w="100"/>
+              <w:bottom w:type="dxa" w:w="70"/>
+              <w:right w:type="dxa" w:w="100"/>
+            </w:tcMar>
+          </w:tcPr>
+          <w:p>
+            <w:pPr>
+              <w:spacing w:after="0"/>
+            </w:pPr>
+            <w:r>
+              <w:rPr>
+                <w:rFonts w:ascii="Calibri" w:cs="Calibri" w:eastAsia="Calibri" w:hAnsi="Calibri"/>
+                <w:b/>
+                <w:bCs/>
+                <w:color w:val="8A4B0F"/>
+              </w:rPr>
+              <w:t xml:space="preserve">Thien Gen</w:t>
             </w:r>
           </w:p>
         </w:tc>
@@ -3821,26 +3834,26 @@
               <w:bottom w:val="single" w:color="D9CFB6" w:sz="4"/>
               <w:right w:val="single" w:color="D9CFB6" w:sz="4"/>
             </w:tcBorders>
-            <w:shd w:fill="D8E8F2" w:color="auto" w:val="clear"/>
-            <w:tcMar>
-              <w:top w:type="dxa" w:w="70"/>
-              <w:left w:type="dxa" w:w="100"/>
-              <w:bottom w:type="dxa" w:w="70"/>
-              <w:right w:type="dxa" w:w="100"/>
-            </w:tcMar>
-          </w:tcPr>
-          <w:p>
-            <w:pPr>
-              <w:spacing w:after="0"/>
-            </w:pPr>
-            <w:r>
-              <w:rPr>
-                <w:rFonts w:ascii="Calibri" w:cs="Calibri" w:eastAsia="Calibri" w:hAnsi="Calibri"/>
-                <w:b/>
-                <w:bCs/>
-                <w:color w:val="1F5E86"/>
-              </w:rPr>
-              <w:t xml:space="preserve">Steven</w:t>
+            <w:shd w:fill="F6E3C5" w:color="auto" w:val="clear"/>
+            <w:tcMar>
+              <w:top w:type="dxa" w:w="70"/>
+              <w:left w:type="dxa" w:w="100"/>
+              <w:bottom w:type="dxa" w:w="70"/>
+              <w:right w:type="dxa" w:w="100"/>
+            </w:tcMar>
+          </w:tcPr>
+          <w:p>
+            <w:pPr>
+              <w:spacing w:after="0"/>
+            </w:pPr>
+            <w:r>
+              <w:rPr>
+                <w:rFonts w:ascii="Calibri" w:cs="Calibri" w:eastAsia="Calibri" w:hAnsi="Calibri"/>
+                <w:b/>
+                <w:bCs/>
+                <w:color w:val="8A4B0F"/>
+              </w:rPr>
+              <w:t xml:space="preserve">Thien Gen</w:t>
             </w:r>
           </w:p>
         </w:tc>
@@ -3978,26 +3991,26 @@
               <w:bottom w:val="single" w:color="D9CFB6" w:sz="4"/>
               <w:right w:val="single" w:color="D9CFB6" w:sz="4"/>
             </w:tcBorders>
-            <w:shd w:fill="D8E8F2" w:color="auto" w:val="clear"/>
-            <w:tcMar>
-              <w:top w:type="dxa" w:w="70"/>
-              <w:left w:type="dxa" w:w="100"/>
-              <w:bottom w:type="dxa" w:w="70"/>
-              <w:right w:type="dxa" w:w="100"/>
-            </w:tcMar>
-          </w:tcPr>
-          <w:p>
-            <w:pPr>
-              <w:spacing w:after="0"/>
-            </w:pPr>
-            <w:r>
-              <w:rPr>
-                <w:rFonts w:ascii="Calibri" w:cs="Calibri" w:eastAsia="Calibri" w:hAnsi="Calibri"/>
-                <w:b/>
-                <w:bCs/>
-                <w:color w:val="1F5E86"/>
-              </w:rPr>
-              <w:t xml:space="preserve">Steven</w:t>
+            <w:shd w:fill="F6E3C5" w:color="auto" w:val="clear"/>
+            <w:tcMar>
+              <w:top w:type="dxa" w:w="70"/>
+              <w:left w:type="dxa" w:w="100"/>
+              <w:bottom w:type="dxa" w:w="70"/>
+              <w:right w:type="dxa" w:w="100"/>
+            </w:tcMar>
+          </w:tcPr>
+          <w:p>
+            <w:pPr>
+              <w:spacing w:after="0"/>
+            </w:pPr>
+            <w:r>
+              <w:rPr>
+                <w:rFonts w:ascii="Calibri" w:cs="Calibri" w:eastAsia="Calibri" w:hAnsi="Calibri"/>
+                <w:b/>
+                <w:bCs/>
+                <w:color w:val="8A4B0F"/>
+              </w:rPr>
+              <w:t xml:space="preserve">Thien Gen</w:t>
             </w:r>
           </w:p>
         </w:tc>
@@ -4292,26 +4305,26 @@
               <w:bottom w:val="single" w:color="D9CFB6" w:sz="4"/>
               <w:right w:val="single" w:color="D9CFB6" w:sz="4"/>
             </w:tcBorders>
-            <w:shd w:fill="D8E8F2" w:color="auto" w:val="clear"/>
-            <w:tcMar>
-              <w:top w:type="dxa" w:w="70"/>
-              <w:left w:type="dxa" w:w="100"/>
-              <w:bottom w:type="dxa" w:w="70"/>
-              <w:right w:type="dxa" w:w="100"/>
-            </w:tcMar>
-          </w:tcPr>
-          <w:p>
-            <w:pPr>
-              <w:spacing w:after="0"/>
-            </w:pPr>
-            <w:r>
-              <w:rPr>
-                <w:rFonts w:ascii="Calibri" w:cs="Calibri" w:eastAsia="Calibri" w:hAnsi="Calibri"/>
-                <w:b/>
-                <w:bCs/>
-                <w:color w:val="1F5E86"/>
-              </w:rPr>
-              <w:t xml:space="preserve">Steven</w:t>
+            <w:shd w:fill="F6E3C5" w:color="auto" w:val="clear"/>
+            <w:tcMar>
+              <w:top w:type="dxa" w:w="70"/>
+              <w:left w:type="dxa" w:w="100"/>
+              <w:bottom w:type="dxa" w:w="70"/>
+              <w:right w:type="dxa" w:w="100"/>
+            </w:tcMar>
+          </w:tcPr>
+          <w:p>
+            <w:pPr>
+              <w:spacing w:after="0"/>
+            </w:pPr>
+            <w:r>
+              <w:rPr>
+                <w:rFonts w:ascii="Calibri" w:cs="Calibri" w:eastAsia="Calibri" w:hAnsi="Calibri"/>
+                <w:b/>
+                <w:bCs/>
+                <w:color w:val="8A4B0F"/>
+              </w:rPr>
+              <w:t xml:space="preserve">Thien Gen</w:t>
             </w:r>
           </w:p>
         </w:tc>
@@ -4341,7 +4354,7 @@
                 <w:i/>
                 <w:iCs/>
               </w:rPr>
-              <w:t xml:space="preserve">“I’ll check it against the photo, adjust, and confirm.”</w:t>
+              <w:t xml:space="preserve">“I’ll check it against the photo, adjust, and confirm. Back to Steven.”</w:t>
             </w:r>
           </w:p>
         </w:tc>
@@ -4369,7 +4382,7 @@
               <w:rPr>
                 <w:rFonts w:ascii="Calibri" w:cs="Calibri" w:eastAsia="Calibri" w:hAnsi="Calibri"/>
               </w:rPr>
-              <w:t xml:space="preserve">Drag Your value if needed, then Confirm and apply to map.</w:t>
+              <w:t xml:space="preserve">Drag Your value if needed, then Confirm and apply to map. Alt+Tab back to the deck and hand the keyboard back.</w:t>
             </w:r>
           </w:p>
         </w:tc>
@@ -4526,7 +4539,7 @@
               <w:rPr>
                 <w:rFonts w:ascii="Calibri" w:cs="Calibri" w:eastAsia="Calibri" w:hAnsi="Calibri"/>
               </w:rPr>
-              <w:t xml:space="preserve">Alt+Tab to the deck: How it works.</w:t>
+              <w:t xml:space="preserve">Next slide: How it works.</w:t>
             </w:r>
           </w:p>
         </w:tc>
@@ -4606,26 +4619,26 @@
               <w:bottom w:val="single" w:color="D9CFB6" w:sz="4"/>
               <w:right w:val="single" w:color="D9CFB6" w:sz="4"/>
             </w:tcBorders>
-            <w:shd w:fill="F6E3C5" w:color="auto" w:val="clear"/>
-            <w:tcMar>
-              <w:top w:type="dxa" w:w="70"/>
-              <w:left w:type="dxa" w:w="100"/>
-              <w:bottom w:type="dxa" w:w="70"/>
-              <w:right w:type="dxa" w:w="100"/>
-            </w:tcMar>
-          </w:tcPr>
-          <w:p>
-            <w:pPr>
-              <w:spacing w:after="0"/>
-            </w:pPr>
-            <w:r>
-              <w:rPr>
-                <w:rFonts w:ascii="Calibri" w:cs="Calibri" w:eastAsia="Calibri" w:hAnsi="Calibri"/>
-                <w:b/>
-                <w:bCs/>
-                <w:color w:val="8A4B0F"/>
-              </w:rPr>
-              <w:t xml:space="preserve">Thien Gen</w:t>
+            <w:shd w:fill="D8E8F2" w:color="auto" w:val="clear"/>
+            <w:tcMar>
+              <w:top w:type="dxa" w:w="70"/>
+              <w:left w:type="dxa" w:w="100"/>
+              <w:bottom w:type="dxa" w:w="70"/>
+              <w:right w:type="dxa" w:w="100"/>
+            </w:tcMar>
+          </w:tcPr>
+          <w:p>
+            <w:pPr>
+              <w:spacing w:after="0"/>
+            </w:pPr>
+            <w:r>
+              <w:rPr>
+                <w:rFonts w:ascii="Calibri" w:cs="Calibri" w:eastAsia="Calibri" w:hAnsi="Calibri"/>
+                <w:b/>
+                <w:bCs/>
+                <w:color w:val="1F5E86"/>
+              </w:rPr>
+              <w:t xml:space="preserve">Steven</w:t>
             </w:r>
           </w:p>
         </w:tc>
@@ -4763,26 +4776,26 @@
               <w:bottom w:val="single" w:color="D9CFB6" w:sz="4"/>
               <w:right w:val="single" w:color="D9CFB6" w:sz="4"/>
             </w:tcBorders>
-            <w:shd w:fill="F6E3C5" w:color="auto" w:val="clear"/>
-            <w:tcMar>
-              <w:top w:type="dxa" w:w="70"/>
-              <w:left w:type="dxa" w:w="100"/>
-              <w:bottom w:type="dxa" w:w="70"/>
-              <w:right w:type="dxa" w:w="100"/>
-            </w:tcMar>
-          </w:tcPr>
-          <w:p>
-            <w:pPr>
-              <w:spacing w:after="0"/>
-            </w:pPr>
-            <w:r>
-              <w:rPr>
-                <w:rFonts w:ascii="Calibri" w:cs="Calibri" w:eastAsia="Calibri" w:hAnsi="Calibri"/>
-                <w:b/>
-                <w:bCs/>
-                <w:color w:val="8A4B0F"/>
-              </w:rPr>
-              <w:t xml:space="preserve">Thien Gen</w:t>
+            <w:shd w:fill="D8E8F2" w:color="auto" w:val="clear"/>
+            <w:tcMar>
+              <w:top w:type="dxa" w:w="70"/>
+              <w:left w:type="dxa" w:w="100"/>
+              <w:bottom w:type="dxa" w:w="70"/>
+              <w:right w:type="dxa" w:w="100"/>
+            </w:tcMar>
+          </w:tcPr>
+          <w:p>
+            <w:pPr>
+              <w:spacing w:after="0"/>
+            </w:pPr>
+            <w:r>
+              <w:rPr>
+                <w:rFonts w:ascii="Calibri" w:cs="Calibri" w:eastAsia="Calibri" w:hAnsi="Calibri"/>
+                <w:b/>
+                <w:bCs/>
+                <w:color w:val="1F5E86"/>
+              </w:rPr>
+              <w:t xml:space="preserve">Steven</w:t>
             </w:r>
           </w:p>
         </w:tc>
@@ -4969,7 +4982,7 @@
                 <w:i/>
                 <w:iCs/>
               </w:rPr>
-              <w:t xml:space="preserve">“It already runs on 15 Klang Valley areas and any other place in about 40 seconds: this is SDP’s Ara Damansara.”</w:t>
+              <w:t xml:space="preserve">“It already runs on 15 Klang Valley areas and any other place in about 40 seconds: this is SDP’s own Ara Damansara.”</w:t>
             </w:r>
           </w:p>
         </w:tc>
@@ -5077,26 +5090,26 @@
               <w:bottom w:val="single" w:color="D9CFB6" w:sz="4"/>
               <w:right w:val="single" w:color="D9CFB6" w:sz="4"/>
             </w:tcBorders>
-            <w:shd w:fill="F6E3C5" w:color="auto" w:val="clear"/>
-            <w:tcMar>
-              <w:top w:type="dxa" w:w="70"/>
-              <w:left w:type="dxa" w:w="100"/>
-              <w:bottom w:type="dxa" w:w="70"/>
-              <w:right w:type="dxa" w:w="100"/>
-            </w:tcMar>
-          </w:tcPr>
-          <w:p>
-            <w:pPr>
-              <w:spacing w:after="0"/>
-            </w:pPr>
-            <w:r>
-              <w:rPr>
-                <w:rFonts w:ascii="Calibri" w:cs="Calibri" w:eastAsia="Calibri" w:hAnsi="Calibri"/>
-                <w:b/>
-                <w:bCs/>
-                <w:color w:val="8A4B0F"/>
-              </w:rPr>
-              <w:t xml:space="preserve">Thien Gen</w:t>
+            <w:shd w:fill="D8E8F2" w:color="auto" w:val="clear"/>
+            <w:tcMar>
+              <w:top w:type="dxa" w:w="70"/>
+              <w:left w:type="dxa" w:w="100"/>
+              <w:bottom w:type="dxa" w:w="70"/>
+              <w:right w:type="dxa" w:w="100"/>
+            </w:tcMar>
+          </w:tcPr>
+          <w:p>
+            <w:pPr>
+              <w:spacing w:after="0"/>
+            </w:pPr>
+            <w:r>
+              <w:rPr>
+                <w:rFonts w:ascii="Calibri" w:cs="Calibri" w:eastAsia="Calibri" w:hAnsi="Calibri"/>
+                <w:b/>
+                <w:bCs/>
+                <w:color w:val="1F5E86"/>
+              </w:rPr>
+              <w:t xml:space="preserve">Steven</w:t>
             </w:r>
           </w:p>
         </w:tc>
@@ -5249,7 +5262,7 @@
         <w:pStyle w:val="Heading1"/>
       </w:pPr>
       <w:r>
-        <w:t xml:space="preserve">Cue cards: each presenter’s lines only</w:t>
+        <w:t xml:space="preserve">Cue cards: each person’s lines only</w:t>
       </w:r>
     </w:p>
     <w:p>
@@ -5257,7 +5270,7 @@
         <w:pStyle w:val="Heading2"/>
       </w:pPr>
       <w:r>
-        <w:t xml:space="preserve">Thien Gen’s lines</w:t>
+        <w:t xml:space="preserve">Steven (presenter): all the slides</w:t>
       </w:r>
     </w:p>
     <w:tbl>
@@ -5411,7 +5424,7 @@
                 <w:i/>
                 <w:iCs/>
               </w:rPr>
-              <w:t xml:space="preserve">“Hi, we are [team name]. I’m Thien Gen, this is Steven. Teduh is Malay for shaded or sheltered. Our track is Planet, focus climate resilience.”</w:t>
+              <w:t xml:space="preserve">“Hi, we are Team One. I’m Steven, this is Thien Gen. Teduh is Malay for shaded or sheltered. Our track is Planet, focus climate resilience.”</w:t>
             </w:r>
             <w:r>
               <w:rPr>
@@ -5606,7 +5619,7 @@
                 <w:bCs/>
                 <w:color w:val="96590A"/>
               </w:rPr>
-              <w:t xml:space="preserve">2:20</w:t>
+              <w:t xml:space="preserve">1:10</w:t>
             </w:r>
           </w:p>
         </w:tc>
@@ -5636,7 +5649,7 @@
                 <w:i/>
                 <w:iCs/>
               </w:rPr>
-              <w:t xml:space="preserve">“That’s the key idea: one walkway on a shared stretch helps the mall, the college and the clinic walks at once.”</w:t>
+              <w:t xml:space="preserve">“Teduh answers one question: with this budget, which shade helps the most walks? It recommends trees and covered walkways, shows before and after, and hands off a build pack. Thien Gen will show you on a real township.”</w:t>
             </w:r>
             <w:r>
               <w:rPr>
@@ -5645,7 +5658,7 @@
                 <w:sz w:val="19"/>
                 <w:szCs w:val="19"/>
               </w:rPr>
-              <w:t xml:space="preserve">  →  Steven keeps the mouse still.</w:t>
+              <w:t xml:space="preserve">  →  Next slide: Solution, then the Live demo slide. Move aside; Thien Gen takes the keyboard.</w:t>
             </w:r>
           </w:p>
         </w:tc>
@@ -5681,7 +5694,7 @@
                 <w:bCs/>
                 <w:color w:val="96590A"/>
               </w:rPr>
-              <w:t xml:space="preserve">2:50</w:t>
+              <w:t xml:space="preserve">3:45</w:t>
             </w:r>
           </w:p>
         </w:tc>
@@ -5711,7 +5724,16 @@
                 <w:i/>
                 <w:iCs/>
               </w:rPr>
-              <w:t xml:space="preserve">“Twice the benefit for about half the money, if you can wait, and if the trees grow as modelled.”</w:t>
+              <w:t xml:space="preserve">“Under the hood: open map data, the real sun position, real station counts, and a score anyone can inspect: hours walked in direct sun, avoided.”</w:t>
+            </w:r>
+            <w:r>
+              <w:rPr>
+                <w:rFonts w:ascii="Calibri" w:cs="Calibri" w:eastAsia="Calibri" w:hAnsi="Calibri"/>
+                <w:color w:val="46554C"/>
+                <w:sz w:val="19"/>
+                <w:szCs w:val="19"/>
+              </w:rPr>
+              <w:t xml:space="preserve">  →  Next slide: How it works.</w:t>
             </w:r>
           </w:p>
         </w:tc>
@@ -5747,7 +5769,7 @@
                 <w:bCs/>
                 <w:color w:val="96590A"/>
               </w:rPr>
-              <w:t xml:space="preserve">3:25</w:t>
+              <w:t xml:space="preserve">4:05</w:t>
             </w:r>
           </w:p>
         </w:tc>
@@ -5774,10 +5796,19 @@
             <w:r>
               <w:rPr>
                 <w:rFonts w:ascii="Calibri" w:cs="Calibri" w:eastAsia="Calibri" w:hAnsi="Calibri"/>
-                <w:i w:val="false"/>
-                <w:iCs w:val="false"/>
-              </w:rPr>
-              <w:t xml:space="preserve">Talk over the wait: “Photos stay on this laptop, and there’s no cloud cost per photo.”</w:t>
+                <w:i/>
+                <w:iCs/>
+              </w:rPr>
+              <w:t xml:space="preserve">“In this scenario, RM 94,000 takes 12.7 pedestrian-hours a day out of direct sun. These are model estimates; a pilot measures the real effect.”</w:t>
+            </w:r>
+            <w:r>
+              <w:rPr>
+                <w:rFonts w:ascii="Calibri" w:cs="Calibri" w:eastAsia="Calibri" w:hAnsi="Calibri"/>
+                <w:color w:val="46554C"/>
+                <w:sz w:val="19"/>
+                <w:szCs w:val="19"/>
+              </w:rPr>
+              <w:t xml:space="preserve">  →  Next slide: Impact.</w:t>
             </w:r>
           </w:p>
         </w:tc>
@@ -5813,7 +5844,7 @@
                 <w:bCs/>
                 <w:color w:val="96590A"/>
               </w:rPr>
-              <w:t xml:space="preserve">4:05</w:t>
+              <w:t xml:space="preserve">4:20</w:t>
             </w:r>
           </w:p>
         </w:tc>
@@ -5843,7 +5874,7 @@
                 <w:i/>
                 <w:iCs/>
               </w:rPr>
-              <w:t xml:space="preserve">“In this scenario, RM 94,000 takes 12.7 pedestrian-hours a day out of direct sun. These are model estimates; a pilot measures the real effect.”</w:t>
+              <w:t xml:space="preserve">“Routing apps like Singapore’s Undercover help a walker. Teduh helps a township decide what to build.”</w:t>
             </w:r>
             <w:r>
               <w:rPr>
@@ -5852,7 +5883,7 @@
                 <w:sz w:val="19"/>
                 <w:szCs w:val="19"/>
               </w:rPr>
-              <w:t xml:space="preserve">  →  Next slide: Impact.</w:t>
+              <w:t xml:space="preserve">  →  Next slide: Innovation.</w:t>
             </w:r>
           </w:p>
         </w:tc>
@@ -5888,7 +5919,7 @@
                 <w:bCs/>
                 <w:color w:val="96590A"/>
               </w:rPr>
-              <w:t xml:space="preserve">4:20</w:t>
+              <w:t xml:space="preserve">4:30</w:t>
             </w:r>
           </w:p>
         </w:tc>
@@ -5918,7 +5949,7 @@
                 <w:i/>
                 <w:iCs/>
               </w:rPr>
-              <w:t xml:space="preserve">“Routing apps like Singapore’s Undercover help a walker. Teduh helps a township decide what to build.”</w:t>
+              <w:t xml:space="preserve">“It already runs on 15 Klang Valley areas and any other place in about 40 seconds: this is SDP’s own Ara Damansara.”</w:t>
             </w:r>
             <w:r>
               <w:rPr>
@@ -5927,7 +5958,7 @@
                 <w:sz w:val="19"/>
                 <w:szCs w:val="19"/>
               </w:rPr>
-              <w:t xml:space="preserve">  →  Next slide: Innovation.</w:t>
+              <w:t xml:space="preserve">  →  Next slide: Feasibility.</w:t>
             </w:r>
           </w:p>
         </w:tc>
@@ -6018,7 +6049,7 @@
         <w:pStyle w:val="Heading2"/>
       </w:pPr>
       <w:r>
-        <w:t xml:space="preserve">Steven’s lines</w:t>
+        <w:t xml:space="preserve">Thien Gen (demo): the live demo, 1:30 to 3:45</w:t>
       </w:r>
     </w:p>
     <w:tbl>
@@ -6142,7 +6173,7 @@
                 <w:bCs/>
                 <w:color w:val="96590A"/>
               </w:rPr>
-              <w:t xml:space="preserve">1:10</w:t>
+              <w:t xml:space="preserve">1:30</w:t>
             </w:r>
           </w:p>
         </w:tc>
@@ -6172,7 +6203,7 @@
                 <w:i/>
                 <w:iCs/>
               </w:rPr>
-              <w:t xml:space="preserve">“Teduh answers one question: with this budget, which shade helps the most walks? It recommends trees and covered walkways, shows before and after, and hands off a build pack. Let me show you.”</w:t>
+              <w:t xml:space="preserve">“Thanks, Steven. This is the real SS 15. Streets and buildings are from OpenStreetMap. Here is the 2 pm walk from the LRT station to the mall.”</w:t>
             </w:r>
             <w:r>
               <w:rPr>
@@ -6181,7 +6212,7 @@
                 <w:sz w:val="19"/>
                 <w:szCs w:val="19"/>
               </w:rPr>
-              <w:t xml:space="preserve">  →  Next slide: Solution, then the Live demo slide. Alt+Tab to the app.</w:t>
+              <w:t xml:space="preserve">  →  Alt+Tab to the app. Left panel: click Demo: 2 pm walk from the LRT station to the shopping mall.</w:t>
             </w:r>
           </w:p>
         </w:tc>
@@ -6217,7 +6248,7 @@
                 <w:bCs/>
                 <w:color w:val="96590A"/>
               </w:rPr>
-              <w:t xml:space="preserve">1:30</w:t>
+              <w:t xml:space="preserve">1:45</w:t>
             </w:r>
           </w:p>
         </w:tc>
@@ -6247,7 +6278,7 @@
                 <w:i/>
                 <w:iCs/>
               </w:rPr>
-              <w:t xml:space="preserve">“This is the real SS 15. Streets and buildings are from OpenStreetMap. Here is the 2 pm walk from the LRT station to the mall.”</w:t>
+              <w:t xml:space="preserve">“With RM 100,000, Teduh tried every affordable combination and recommends one covered walkway and two tree rows, for RM 94,100. The walkway from the station on Jengka Avenue does most of the work.”</w:t>
             </w:r>
             <w:r>
               <w:rPr>
@@ -6256,7 +6287,7 @@
                 <w:sz w:val="19"/>
                 <w:szCs w:val="19"/>
               </w:rPr>
-              <w:t xml:space="preserve">  →  Left panel: click Demo: 2 pm walk from the LRT station to the shopping mall.</w:t>
+              <w:t xml:space="preserve">  →  Top bar: 2 Plan builder. Point at the Best card, then scroll to What each one adds.</w:t>
             </w:r>
           </w:p>
         </w:tc>
@@ -6292,7 +6323,7 @@
                 <w:bCs/>
                 <w:color w:val="96590A"/>
               </w:rPr>
-              <w:t xml:space="preserve">1:45</w:t>
+              <w:t xml:space="preserve">2:05</w:t>
             </w:r>
           </w:p>
         </w:tc>
@@ -6322,7 +6353,7 @@
                 <w:i/>
                 <w:iCs/>
               </w:rPr>
-              <w:t xml:space="preserve">“With RM 100,000, Teduh tried every affordable combination and recommends one covered walkway and two tree rows, for RM 94,100. The walkway from the station on Jengka Avenue does most of the work.”</w:t>
+              <w:t xml:space="preserve">“Before on the left, after on the right.”</w:t>
             </w:r>
             <w:r>
               <w:rPr>
@@ -6331,7 +6362,7 @@
                 <w:sz w:val="19"/>
                 <w:szCs w:val="19"/>
               </w:rPr>
-              <w:t xml:space="preserve">  →  Top bar: 2 Plan builder. Point at the Best card, then scroll to What each one adds.</w:t>
+              <w:t xml:space="preserve">  →  On the map, drag the round ⇄ handle from the middle to the left, slowly, past the LRT station marker.</w:t>
             </w:r>
           </w:p>
         </w:tc>
@@ -6367,7 +6398,7 @@
                 <w:bCs/>
                 <w:color w:val="96590A"/>
               </w:rPr>
-              <w:t xml:space="preserve">2:05</w:t>
+              <w:t xml:space="preserve">2:20</w:t>
             </w:r>
           </w:p>
         </w:tc>
@@ -6397,7 +6428,7 @@
                 <w:i/>
                 <w:iCs/>
               </w:rPr>
-              <w:t xml:space="preserve">“Before on the left, after on the right.”</w:t>
+              <w:t xml:space="preserve">“That’s the key idea: one walkway on a shared stretch helps the mall, the college and the clinic walks at once.”</w:t>
             </w:r>
             <w:r>
               <w:rPr>
@@ -6406,7 +6437,7 @@
                 <w:sz w:val="19"/>
                 <w:szCs w:val="19"/>
               </w:rPr>
-              <w:t xml:space="preserve">  →  On the map, drag the round ⇄ handle from the middle to the left, slowly, past the LRT station marker.</w:t>
+              <w:t xml:space="preserve">  →  Keep the mouse still on the walkway.</w:t>
             </w:r>
           </w:p>
         </w:tc>
@@ -6517,7 +6548,7 @@
                 <w:bCs/>
                 <w:color w:val="96590A"/>
               </w:rPr>
-              <w:t xml:space="preserve">2:55</w:t>
+              <w:t xml:space="preserve">2:50</w:t>
             </w:r>
           </w:p>
         </w:tc>
@@ -6547,16 +6578,7 @@
                 <w:i/>
                 <w:iCs/>
               </w:rPr>
-              <w:t xml:space="preserve">“Every item comes with a spec pack a contractor can quote from.”</w:t>
-            </w:r>
-            <w:r>
-              <w:rPr>
-                <w:rFonts w:ascii="Calibri" w:cs="Calibri" w:eastAsia="Calibri" w:hAnsi="Calibri"/>
-                <w:color w:val="46554C"/>
-                <w:sz w:val="19"/>
-                <w:szCs w:val="19"/>
-              </w:rPr>
-              <w:t xml:space="preserve">  →  Click Now. Left panel, under Candidates: Details next to Covered walkway from the LRT station on Jengka Avenue (69 m).</w:t>
+              <w:t xml:space="preserve">“Twice the benefit for about half the money, if you can wait, and if the trees grow as modelled.”</w:t>
             </w:r>
           </w:p>
         </w:tc>
@@ -6592,7 +6614,7 @@
                 <w:bCs/>
                 <w:color w:val="96590A"/>
               </w:rPr>
-              <w:t xml:space="preserve">3:15</w:t>
+              <w:t xml:space="preserve">2:55</w:t>
             </w:r>
           </w:p>
         </w:tc>
@@ -6622,7 +6644,7 @@
                 <w:i/>
                 <w:iCs/>
               </w:rPr>
-              <w:t xml:space="preserve">“OpenStreetMap has almost no trees mapped here, so our shade is a model. A survey photo fills that gap. A vision model running on this laptop estimates the shade, and nothing reaches the map until a person confirms it.”</w:t>
+              <w:t xml:space="preserve">“Every item comes with a spec pack a contractor can quote from.”</w:t>
             </w:r>
             <w:r>
               <w:rPr>
@@ -6631,7 +6653,7 @@
                 <w:sz w:val="19"/>
                 <w:szCs w:val="19"/>
               </w:rPr>
-              <w:t xml:space="preserve">  →  4 AI scan. Path segment already reads Jengka Avenue (Main road) · seg-116. Choose File → photo → Estimate shade.</w:t>
+              <w:t xml:space="preserve">  →  Click Now. Left panel, under Candidates: Details next to Covered walkway from the LRT station on Jengka Avenue (69 m).</w:t>
             </w:r>
           </w:p>
         </w:tc>
@@ -6667,7 +6689,7 @@
                 <w:bCs/>
                 <w:color w:val="96590A"/>
               </w:rPr>
-              <w:t xml:space="preserve">3:35</w:t>
+              <w:t xml:space="preserve">3:15</w:t>
             </w:r>
           </w:p>
         </w:tc>
@@ -6697,7 +6719,7 @@
                 <w:i/>
                 <w:iCs/>
               </w:rPr>
-              <w:t xml:space="preserve">“I’ll check it against the photo, adjust, and confirm.”</w:t>
+              <w:t xml:space="preserve">“OpenStreetMap has almost no trees mapped here, so our shade is a model. A survey photo fills that gap. A vision model running on this laptop estimates the shade, and nothing reaches the map until a person confirms it.”</w:t>
             </w:r>
             <w:r>
               <w:rPr>
@@ -6706,7 +6728,7 @@
                 <w:sz w:val="19"/>
                 <w:szCs w:val="19"/>
               </w:rPr>
-              <w:t xml:space="preserve">  →  Drag Your value if needed, then Confirm and apply to map.</w:t>
+              <w:t xml:space="preserve">  →  4 AI scan. Path segment already reads Jengka Avenue (Main road) · seg-116. Choose File → photo → Estimate shade.</w:t>
             </w:r>
           </w:p>
         </w:tc>
@@ -6742,7 +6764,7 @@
                 <w:bCs/>
                 <w:color w:val="96590A"/>
               </w:rPr>
-              <w:t xml:space="preserve">3:45</w:t>
+              <w:t xml:space="preserve">3:25</w:t>
             </w:r>
           </w:p>
         </w:tc>
@@ -6769,19 +6791,10 @@
             <w:r>
               <w:rPr>
                 <w:rFonts w:ascii="Calibri" w:cs="Calibri" w:eastAsia="Calibri" w:hAnsi="Calibri"/>
-                <w:i/>
-                <w:iCs/>
-              </w:rPr>
-              <w:t xml:space="preserve">“Under the hood: open map data, the real sun position, real station counts, and a score anyone can inspect: hours walked in direct sun, avoided.”</w:t>
-            </w:r>
-            <w:r>
-              <w:rPr>
-                <w:rFonts w:ascii="Calibri" w:cs="Calibri" w:eastAsia="Calibri" w:hAnsi="Calibri"/>
-                <w:color w:val="46554C"/>
-                <w:sz w:val="19"/>
-                <w:szCs w:val="19"/>
-              </w:rPr>
-              <w:t xml:space="preserve">  →  Alt+Tab to the deck: How it works.</w:t>
+                <w:i w:val="false"/>
+                <w:iCs w:val="false"/>
+              </w:rPr>
+              <w:t xml:space="preserve">Talk over the wait: “Photos stay on this laptop, and there’s no cloud cost per photo.”</w:t>
             </w:r>
           </w:p>
         </w:tc>
@@ -6817,7 +6830,7 @@
                 <w:bCs/>
                 <w:color w:val="96590A"/>
               </w:rPr>
-              <w:t xml:space="preserve">4:30</w:t>
+              <w:t xml:space="preserve">3:35</w:t>
             </w:r>
           </w:p>
         </w:tc>
@@ -6847,7 +6860,7 @@
                 <w:i/>
                 <w:iCs/>
               </w:rPr>
-              <w:t xml:space="preserve">“It already runs on 15 Klang Valley areas and any other place in about 40 seconds: this is SDP’s Ara Damansara.”</w:t>
+              <w:t xml:space="preserve">“I’ll check it against the photo, adjust, and confirm. Back to Steven.”</w:t>
             </w:r>
             <w:r>
               <w:rPr>
@@ -6856,7 +6869,7 @@
                 <w:sz w:val="19"/>
                 <w:szCs w:val="19"/>
               </w:rPr>
-              <w:t xml:space="preserve">  →  Next slide: Feasibility.</w:t>
+              <w:t xml:space="preserve">  →  Drag Your value if needed, then Confirm and apply to map. Alt+Tab back to the deck and hand the keyboard back.</w:t>
             </w:r>
           </w:p>
         </w:tc>
@@ -7588,7 +7601,7 @@
         <w:rPr>
           <w:rFonts w:ascii="Calibri" w:cs="Calibri" w:eastAsia="Calibri" w:hAnsi="Calibri"/>
         </w:rPr>
-        <w:t xml:space="preserve">Same opening and close as Part A. Slow the demo down and add these after the AI scan step. Do the Ara Damansara lookup once the evening before in the same browser: it is saved there, so on the day you can pick it from the Area dropdown if the Wi-Fi is slow.</w:t>
+        <w:t xml:space="preserve">Same split: Steven presents, Thien Gen demos. Same opening as Part A; Thien Gen’s demo runs longer, adding these after the AI scan step (at 3:35 Thien Gen carries on instead of handing back), and Steven takes back at 7:30. Do the Ara Damansara lookup once the evening before in the same browser: it is saved there, so on the day you can pick it from the Area dropdown if the Wi-Fi is slow.</w:t>
       </w:r>
     </w:p>
     <w:tbl>
@@ -7795,26 +7808,26 @@
               <w:bottom w:val="single" w:color="D9CFB6" w:sz="4"/>
               <w:right w:val="single" w:color="D9CFB6" w:sz="4"/>
             </w:tcBorders>
-            <w:shd w:fill="D8E8F2" w:color="auto" w:val="clear"/>
-            <w:tcMar>
-              <w:top w:type="dxa" w:w="70"/>
-              <w:left w:type="dxa" w:w="100"/>
-              <w:bottom w:type="dxa" w:w="70"/>
-              <w:right w:type="dxa" w:w="100"/>
-            </w:tcMar>
-          </w:tcPr>
-          <w:p>
-            <w:pPr>
-              <w:spacing w:after="0"/>
-            </w:pPr>
-            <w:r>
-              <w:rPr>
-                <w:rFonts w:ascii="Calibri" w:cs="Calibri" w:eastAsia="Calibri" w:hAnsi="Calibri"/>
-                <w:b/>
-                <w:bCs/>
-                <w:color w:val="1F5E86"/>
-              </w:rPr>
-              <w:t xml:space="preserve">Steven</w:t>
+            <w:shd w:fill="F6E3C5" w:color="auto" w:val="clear"/>
+            <w:tcMar>
+              <w:top w:type="dxa" w:w="70"/>
+              <w:left w:type="dxa" w:w="100"/>
+              <w:bottom w:type="dxa" w:w="70"/>
+              <w:right w:type="dxa" w:w="100"/>
+            </w:tcMar>
+          </w:tcPr>
+          <w:p>
+            <w:pPr>
+              <w:spacing w:after="0"/>
+            </w:pPr>
+            <w:r>
+              <w:rPr>
+                <w:rFonts w:ascii="Calibri" w:cs="Calibri" w:eastAsia="Calibri" w:hAnsi="Calibri"/>
+                <w:b/>
+                <w:bCs/>
+                <w:color w:val="8A4B0F"/>
+              </w:rPr>
+              <w:t xml:space="preserve">Thien Gen</w:t>
             </w:r>
           </w:p>
         </w:tc>
@@ -7921,26 +7934,26 @@
               <w:bottom w:val="single" w:color="D9CFB6" w:sz="4"/>
               <w:right w:val="single" w:color="D9CFB6" w:sz="4"/>
             </w:tcBorders>
-            <w:shd w:fill="D8E8F2" w:color="auto" w:val="clear"/>
-            <w:tcMar>
-              <w:top w:type="dxa" w:w="70"/>
-              <w:left w:type="dxa" w:w="100"/>
-              <w:bottom w:type="dxa" w:w="70"/>
-              <w:right w:type="dxa" w:w="100"/>
-            </w:tcMar>
-          </w:tcPr>
-          <w:p>
-            <w:pPr>
-              <w:spacing w:after="0"/>
-            </w:pPr>
-            <w:r>
-              <w:rPr>
-                <w:rFonts w:ascii="Calibri" w:cs="Calibri" w:eastAsia="Calibri" w:hAnsi="Calibri"/>
-                <w:b/>
-                <w:bCs/>
-                <w:color w:val="1F5E86"/>
-              </w:rPr>
-              <w:t xml:space="preserve">Steven</w:t>
+            <w:shd w:fill="F6E3C5" w:color="auto" w:val="clear"/>
+            <w:tcMar>
+              <w:top w:type="dxa" w:w="70"/>
+              <w:left w:type="dxa" w:w="100"/>
+              <w:bottom w:type="dxa" w:w="70"/>
+              <w:right w:type="dxa" w:w="100"/>
+            </w:tcMar>
+          </w:tcPr>
+          <w:p>
+            <w:pPr>
+              <w:spacing w:after="0"/>
+            </w:pPr>
+            <w:r>
+              <w:rPr>
+                <w:rFonts w:ascii="Calibri" w:cs="Calibri" w:eastAsia="Calibri" w:hAnsi="Calibri"/>
+                <w:b/>
+                <w:bCs/>
+                <w:color w:val="8A4B0F"/>
+              </w:rPr>
+              <w:t xml:space="preserve">Thien Gen</w:t>
             </w:r>
           </w:p>
         </w:tc>
@@ -8124,7 +8137,7 @@
               <w:rPr>
                 <w:rFonts w:ascii="Calibri" w:cs="Calibri" w:eastAsia="Calibri" w:hAnsi="Calibri"/>
               </w:rPr>
-              <w:t xml:space="preserve">Steven: 4 AI scan → Explain this plan (about 20 s). A TEMPLATE badge means the model’s text was rejected for inventing a figure; say so, it is a safeguard.</w:t>
+              <w:t xml:space="preserve">4 AI scan → Explain this plan (about 20 s). A TEMPLATE badge means the model’s text was rejected for inventing a figure; say so, it is a safeguard.</w:t>
             </w:r>
           </w:p>
         </w:tc>
@@ -8173,26 +8186,26 @@
               <w:bottom w:val="single" w:color="D9CFB6" w:sz="4"/>
               <w:right w:val="single" w:color="D9CFB6" w:sz="4"/>
             </w:tcBorders>
-            <w:shd w:fill="D8E8F2" w:color="auto" w:val="clear"/>
-            <w:tcMar>
-              <w:top w:type="dxa" w:w="70"/>
-              <w:left w:type="dxa" w:w="100"/>
-              <w:bottom w:type="dxa" w:w="70"/>
-              <w:right w:type="dxa" w:w="100"/>
-            </w:tcMar>
-          </w:tcPr>
-          <w:p>
-            <w:pPr>
-              <w:spacing w:after="0"/>
-            </w:pPr>
-            <w:r>
-              <w:rPr>
-                <w:rFonts w:ascii="Calibri" w:cs="Calibri" w:eastAsia="Calibri" w:hAnsi="Calibri"/>
-                <w:b/>
-                <w:bCs/>
-                <w:color w:val="1F5E86"/>
-              </w:rPr>
-              <w:t xml:space="preserve">Steven</w:t>
+            <w:shd w:fill="F6E3C5" w:color="auto" w:val="clear"/>
+            <w:tcMar>
+              <w:top w:type="dxa" w:w="70"/>
+              <w:left w:type="dxa" w:w="100"/>
+              <w:bottom w:type="dxa" w:w="70"/>
+              <w:right w:type="dxa" w:w="100"/>
+            </w:tcMar>
+          </w:tcPr>
+          <w:p>
+            <w:pPr>
+              <w:spacing w:after="0"/>
+            </w:pPr>
+            <w:r>
+              <w:rPr>
+                <w:rFonts w:ascii="Calibri" w:cs="Calibri" w:eastAsia="Calibri" w:hAnsi="Calibri"/>
+                <w:b/>
+                <w:bCs/>
+                <w:color w:val="8A4B0F"/>
+              </w:rPr>
+              <w:t xml:space="preserve">Thien Gen</w:t>
             </w:r>
           </w:p>
         </w:tc>
@@ -8250,7 +8263,7 @@
               <w:rPr>
                 <w:rFonts w:ascii="Calibri" w:cs="Calibri" w:eastAsia="Calibri" w:hAnsi="Calibri"/>
               </w:rPr>
-              <w:t xml:space="preserve">Look up a place → Ara Damansara → Search → pick Petaling Jaya, Petaling, Selangor. About 40 s while Thien Gen covers How it works. Then click the Demo button for Ara Damansara.</w:t>
+              <w:t xml:space="preserve">Look up a place → Ara Damansara → Search → pick Petaling Jaya, Petaling, Selangor. About 40 s: talk over it (“it is downloading streets, buildings and bus stops from OpenStreetMap and running the same model”). Then click the Demo button for Ara Damansara.</w:t>
             </w:r>
           </w:p>
         </w:tc>
@@ -8299,26 +8312,26 @@
               <w:bottom w:val="single" w:color="D9CFB6" w:sz="4"/>
               <w:right w:val="single" w:color="D9CFB6" w:sz="4"/>
             </w:tcBorders>
-            <w:shd w:fill="D7EBDD" w:color="auto" w:val="clear"/>
-            <w:tcMar>
-              <w:top w:type="dxa" w:w="70"/>
-              <w:left w:type="dxa" w:w="100"/>
-              <w:bottom w:type="dxa" w:w="70"/>
-              <w:right w:type="dxa" w:w="100"/>
-            </w:tcMar>
-          </w:tcPr>
-          <w:p>
-            <w:pPr>
-              <w:spacing w:after="0"/>
-            </w:pPr>
-            <w:r>
-              <w:rPr>
-                <w:rFonts w:ascii="Calibri" w:cs="Calibri" w:eastAsia="Calibri" w:hAnsi="Calibri"/>
-                <w:b/>
-                <w:bCs/>
-                <w:color w:val="2E7D50"/>
-              </w:rPr>
-              <w:t xml:space="preserve">Both</w:t>
+            <w:shd w:fill="F6E3C5" w:color="auto" w:val="clear"/>
+            <w:tcMar>
+              <w:top w:type="dxa" w:w="70"/>
+              <w:left w:type="dxa" w:w="100"/>
+              <w:bottom w:type="dxa" w:w="70"/>
+              <w:right w:type="dxa" w:w="100"/>
+            </w:tcMar>
+          </w:tcPr>
+          <w:p>
+            <w:pPr>
+              <w:spacing w:after="0"/>
+            </w:pPr>
+            <w:r>
+              <w:rPr>
+                <w:rFonts w:ascii="Calibri" w:cs="Calibri" w:eastAsia="Calibri" w:hAnsi="Calibri"/>
+                <w:b/>
+                <w:bCs/>
+                <w:color w:val="8A4B0F"/>
+              </w:rPr>
+              <w:t xml:space="preserve">Thien Gen</w:t>
             </w:r>
           </w:p>
         </w:tc>
@@ -8376,7 +8389,7 @@
               <w:rPr>
                 <w:rFonts w:ascii="Calibri" w:cs="Calibri" w:eastAsia="Calibri" w:hAnsi="Calibri"/>
               </w:rPr>
-              <w:t xml:space="preserve">Hand the mouse to a judge. Everything recalculates instantly.</w:t>
+              <w:t xml:space="preserve">Hand the mouse to a judge. Everything recalculates instantly. At 7:25 say “Back to Steven”, Alt+Tab to the deck and hand back.</w:t>
             </w:r>
           </w:p>
         </w:tc>
@@ -8425,26 +8438,26 @@
               <w:bottom w:val="single" w:color="D9CFB6" w:sz="4"/>
               <w:right w:val="single" w:color="D9CFB6" w:sz="4"/>
             </w:tcBorders>
-            <w:shd w:fill="F6E3C5" w:color="auto" w:val="clear"/>
-            <w:tcMar>
-              <w:top w:type="dxa" w:w="70"/>
-              <w:left w:type="dxa" w:w="100"/>
-              <w:bottom w:type="dxa" w:w="70"/>
-              <w:right w:type="dxa" w:w="100"/>
-            </w:tcMar>
-          </w:tcPr>
-          <w:p>
-            <w:pPr>
-              <w:spacing w:after="0"/>
-            </w:pPr>
-            <w:r>
-              <w:rPr>
-                <w:rFonts w:ascii="Calibri" w:cs="Calibri" w:eastAsia="Calibri" w:hAnsi="Calibri"/>
-                <w:b/>
-                <w:bCs/>
-                <w:color w:val="8A4B0F"/>
-              </w:rPr>
-              <w:t xml:space="preserve">Thien Gen</w:t>
+            <w:shd w:fill="D8E8F2" w:color="auto" w:val="clear"/>
+            <w:tcMar>
+              <w:top w:type="dxa" w:w="70"/>
+              <w:left w:type="dxa" w:w="100"/>
+              <w:bottom w:type="dxa" w:w="70"/>
+              <w:right w:type="dxa" w:w="100"/>
+            </w:tcMar>
+          </w:tcPr>
+          <w:p>
+            <w:pPr>
+              <w:spacing w:after="0"/>
+            </w:pPr>
+            <w:r>
+              <w:rPr>
+                <w:rFonts w:ascii="Calibri" w:cs="Calibri" w:eastAsia="Calibri" w:hAnsi="Calibri"/>
+                <w:b/>
+                <w:bCs/>
+                <w:color w:val="1F5E86"/>
+              </w:rPr>
+              <w:t xml:space="preserve">Steven</w:t>
             </w:r>
           </w:p>
         </w:tc>
@@ -8474,7 +8487,7 @@
                 <w:i w:val="false"/>
                 <w:iCs w:val="false"/>
               </w:rPr>
-              <w:t xml:space="preserve">Impact, Innovation, Feasibility and Implementation slides, about 40 s each.</w:t>
+              <w:t xml:space="preserve">How it works, Impact, Innovation, Feasibility and Implementation slides, about 30 s each.</w:t>
             </w:r>
           </w:p>
         </w:tc>
@@ -8502,7 +8515,7 @@
               <w:rPr>
                 <w:rFonts w:ascii="Calibri" w:cs="Calibri" w:eastAsia="Calibri" w:hAnsi="Calibri"/>
               </w:rPr>
-              <w:t xml:space="preserve"/>
+              <w:t xml:space="preserve">Advance the slides.</w:t>
             </w:r>
           </w:p>
         </w:tc>
@@ -8551,26 +8564,26 @@
               <w:bottom w:val="single" w:color="D9CFB6" w:sz="4"/>
               <w:right w:val="single" w:color="D9CFB6" w:sz="4"/>
             </w:tcBorders>
-            <w:shd w:fill="D7EBDD" w:color="auto" w:val="clear"/>
-            <w:tcMar>
-              <w:top w:type="dxa" w:w="70"/>
-              <w:left w:type="dxa" w:w="100"/>
-              <w:bottom w:type="dxa" w:w="70"/>
-              <w:right w:type="dxa" w:w="100"/>
-            </w:tcMar>
-          </w:tcPr>
-          <w:p>
-            <w:pPr>
-              <w:spacing w:after="0"/>
-            </w:pPr>
-            <w:r>
-              <w:rPr>
-                <w:rFonts w:ascii="Calibri" w:cs="Calibri" w:eastAsia="Calibri" w:hAnsi="Calibri"/>
-                <w:b/>
-                <w:bCs/>
-                <w:color w:val="2E7D50"/>
-              </w:rPr>
-              <w:t xml:space="preserve">Both</w:t>
+            <w:shd w:fill="D8E8F2" w:color="auto" w:val="clear"/>
+            <w:tcMar>
+              <w:top w:type="dxa" w:w="70"/>
+              <w:left w:type="dxa" w:w="100"/>
+              <w:bottom w:type="dxa" w:w="70"/>
+              <w:right w:type="dxa" w:w="100"/>
+            </w:tcMar>
+          </w:tcPr>
+          <w:p>
+            <w:pPr>
+              <w:spacing w:after="0"/>
+            </w:pPr>
+            <w:r>
+              <w:rPr>
+                <w:rFonts w:ascii="Calibri" w:cs="Calibri" w:eastAsia="Calibri" w:hAnsi="Calibri"/>
+                <w:b/>
+                <w:bCs/>
+                <w:color w:val="1F5E86"/>
+              </w:rPr>
+              <w:t xml:space="preserve">Steven</w:t>
             </w:r>
           </w:p>
         </w:tc>
@@ -8597,10 +8610,10 @@
             <w:r>
               <w:rPr>
                 <w:rFonts w:ascii="Calibri" w:cs="Calibri" w:eastAsia="Calibri" w:hAnsi="Calibri"/>
-                <w:i w:val="false"/>
-                <w:iCs w:val="false"/>
-              </w:rPr>
-              <w:t xml:space="preserve">End. Q&amp;A.</w:t>
+                <w:i/>
+                <w:iCs/>
+              </w:rPr>
+              <w:t xml:space="preserve">“Thank you. We’re happy to take questions.” Q&amp;A: Thien Gen takes the technical ones.</w:t>
             </w:r>
           </w:p>
         </w:tc>
@@ -9389,26 +9402,26 @@
               <w:bottom w:val="single" w:color="D9CFB6" w:sz="4"/>
               <w:right w:val="single" w:color="D9CFB6" w:sz="4"/>
             </w:tcBorders>
-            <w:shd w:fill="D8E8F2" w:color="auto" w:val="clear"/>
-            <w:tcMar>
-              <w:top w:type="dxa" w:w="70"/>
-              <w:left w:type="dxa" w:w="100"/>
-              <w:bottom w:type="dxa" w:w="70"/>
-              <w:right w:type="dxa" w:w="100"/>
-            </w:tcMar>
-          </w:tcPr>
-          <w:p>
-            <w:pPr>
-              <w:spacing w:after="0"/>
-            </w:pPr>
-            <w:r>
-              <w:rPr>
-                <w:rFonts w:ascii="Calibri" w:cs="Calibri" w:eastAsia="Calibri" w:hAnsi="Calibri"/>
-                <w:b/>
-                <w:bCs/>
-                <w:color w:val="1F5E86"/>
-              </w:rPr>
-              <w:t xml:space="preserve">Steven</w:t>
+            <w:shd w:fill="F6E3C5" w:color="auto" w:val="clear"/>
+            <w:tcMar>
+              <w:top w:type="dxa" w:w="70"/>
+              <w:left w:type="dxa" w:w="100"/>
+              <w:bottom w:type="dxa" w:w="70"/>
+              <w:right w:type="dxa" w:w="100"/>
+            </w:tcMar>
+          </w:tcPr>
+          <w:p>
+            <w:pPr>
+              <w:spacing w:after="0"/>
+            </w:pPr>
+            <w:r>
+              <w:rPr>
+                <w:rFonts w:ascii="Calibri" w:cs="Calibri" w:eastAsia="Calibri" w:hAnsi="Calibri"/>
+                <w:b/>
+                <w:bCs/>
+                <w:color w:val="8A4B0F"/>
+              </w:rPr>
+              <w:t xml:space="preserve">Thien Gen</w:t>
             </w:r>
           </w:p>
         </w:tc>
@@ -9484,26 +9497,26 @@
               <w:bottom w:val="single" w:color="D9CFB6" w:sz="4"/>
               <w:right w:val="single" w:color="D9CFB6" w:sz="4"/>
             </w:tcBorders>
-            <w:shd w:fill="F6E3C5" w:color="auto" w:val="clear"/>
-            <w:tcMar>
-              <w:top w:type="dxa" w:w="70"/>
-              <w:left w:type="dxa" w:w="100"/>
-              <w:bottom w:type="dxa" w:w="70"/>
-              <w:right w:type="dxa" w:w="100"/>
-            </w:tcMar>
-          </w:tcPr>
-          <w:p>
-            <w:pPr>
-              <w:spacing w:after="0"/>
-            </w:pPr>
-            <w:r>
-              <w:rPr>
-                <w:rFonts w:ascii="Calibri" w:cs="Calibri" w:eastAsia="Calibri" w:hAnsi="Calibri"/>
-                <w:b/>
-                <w:bCs/>
-                <w:color w:val="8A4B0F"/>
-              </w:rPr>
-              <w:t xml:space="preserve">Thien Gen</w:t>
+            <w:shd w:fill="D8E8F2" w:color="auto" w:val="clear"/>
+            <w:tcMar>
+              <w:top w:type="dxa" w:w="70"/>
+              <w:left w:type="dxa" w:w="100"/>
+              <w:bottom w:type="dxa" w:w="70"/>
+              <w:right w:type="dxa" w:w="100"/>
+            </w:tcMar>
+          </w:tcPr>
+          <w:p>
+            <w:pPr>
+              <w:spacing w:after="0"/>
+            </w:pPr>
+            <w:r>
+              <w:rPr>
+                <w:rFonts w:ascii="Calibri" w:cs="Calibri" w:eastAsia="Calibri" w:hAnsi="Calibri"/>
+                <w:b/>
+                <w:bCs/>
+                <w:color w:val="1F5E86"/>
+              </w:rPr>
+              <w:t xml:space="preserve">Steven</w:t>
             </w:r>
           </w:p>
         </w:tc>
@@ -9579,26 +9592,26 @@
               <w:bottom w:val="single" w:color="D9CFB6" w:sz="4"/>
               <w:right w:val="single" w:color="D9CFB6" w:sz="4"/>
             </w:tcBorders>
-            <w:shd w:fill="F6E3C5" w:color="auto" w:val="clear"/>
-            <w:tcMar>
-              <w:top w:type="dxa" w:w="70"/>
-              <w:left w:type="dxa" w:w="100"/>
-              <w:bottom w:type="dxa" w:w="70"/>
-              <w:right w:type="dxa" w:w="100"/>
-            </w:tcMar>
-          </w:tcPr>
-          <w:p>
-            <w:pPr>
-              <w:spacing w:after="0"/>
-            </w:pPr>
-            <w:r>
-              <w:rPr>
-                <w:rFonts w:ascii="Calibri" w:cs="Calibri" w:eastAsia="Calibri" w:hAnsi="Calibri"/>
-                <w:b/>
-                <w:bCs/>
-                <w:color w:val="8A4B0F"/>
-              </w:rPr>
-              <w:t xml:space="preserve">Thien Gen</w:t>
+            <w:shd w:fill="D8E8F2" w:color="auto" w:val="clear"/>
+            <w:tcMar>
+              <w:top w:type="dxa" w:w="70"/>
+              <w:left w:type="dxa" w:w="100"/>
+              <w:bottom w:type="dxa" w:w="70"/>
+              <w:right w:type="dxa" w:w="100"/>
+            </w:tcMar>
+          </w:tcPr>
+          <w:p>
+            <w:pPr>
+              <w:spacing w:after="0"/>
+            </w:pPr>
+            <w:r>
+              <w:rPr>
+                <w:rFonts w:ascii="Calibri" w:cs="Calibri" w:eastAsia="Calibri" w:hAnsi="Calibri"/>
+                <w:b/>
+                <w:bCs/>
+                <w:color w:val="1F5E86"/>
+              </w:rPr>
+              <w:t xml:space="preserve">Steven</w:t>
             </w:r>
           </w:p>
         </w:tc>
@@ -9674,26 +9687,26 @@
               <w:bottom w:val="single" w:color="D9CFB6" w:sz="4"/>
               <w:right w:val="single" w:color="D9CFB6" w:sz="4"/>
             </w:tcBorders>
-            <w:shd w:fill="F6E3C5" w:color="auto" w:val="clear"/>
-            <w:tcMar>
-              <w:top w:type="dxa" w:w="70"/>
-              <w:left w:type="dxa" w:w="100"/>
-              <w:bottom w:type="dxa" w:w="70"/>
-              <w:right w:type="dxa" w:w="100"/>
-            </w:tcMar>
-          </w:tcPr>
-          <w:p>
-            <w:pPr>
-              <w:spacing w:after="0"/>
-            </w:pPr>
-            <w:r>
-              <w:rPr>
-                <w:rFonts w:ascii="Calibri" w:cs="Calibri" w:eastAsia="Calibri" w:hAnsi="Calibri"/>
-                <w:b/>
-                <w:bCs/>
-                <w:color w:val="8A4B0F"/>
-              </w:rPr>
-              <w:t xml:space="preserve">Thien Gen</w:t>
+            <w:shd w:fill="D8E8F2" w:color="auto" w:val="clear"/>
+            <w:tcMar>
+              <w:top w:type="dxa" w:w="70"/>
+              <w:left w:type="dxa" w:w="100"/>
+              <w:bottom w:type="dxa" w:w="70"/>
+              <w:right w:type="dxa" w:w="100"/>
+            </w:tcMar>
+          </w:tcPr>
+          <w:p>
+            <w:pPr>
+              <w:spacing w:after="0"/>
+            </w:pPr>
+            <w:r>
+              <w:rPr>
+                <w:rFonts w:ascii="Calibri" w:cs="Calibri" w:eastAsia="Calibri" w:hAnsi="Calibri"/>
+                <w:b/>
+                <w:bCs/>
+                <w:color w:val="1F5E86"/>
+              </w:rPr>
+              <w:t xml:space="preserve">Steven</w:t>
             </w:r>
           </w:p>
         </w:tc>
@@ -9769,26 +9782,26 @@
               <w:bottom w:val="single" w:color="D9CFB6" w:sz="4"/>
               <w:right w:val="single" w:color="D9CFB6" w:sz="4"/>
             </w:tcBorders>
-            <w:shd w:fill="D8E8F2" w:color="auto" w:val="clear"/>
-            <w:tcMar>
-              <w:top w:type="dxa" w:w="70"/>
-              <w:left w:type="dxa" w:w="100"/>
-              <w:bottom w:type="dxa" w:w="70"/>
-              <w:right w:type="dxa" w:w="100"/>
-            </w:tcMar>
-          </w:tcPr>
-          <w:p>
-            <w:pPr>
-              <w:spacing w:after="0"/>
-            </w:pPr>
-            <w:r>
-              <w:rPr>
-                <w:rFonts w:ascii="Calibri" w:cs="Calibri" w:eastAsia="Calibri" w:hAnsi="Calibri"/>
-                <w:b/>
-                <w:bCs/>
-                <w:color w:val="1F5E86"/>
-              </w:rPr>
-              <w:t xml:space="preserve">Steven</w:t>
+            <w:shd w:fill="F6E3C5" w:color="auto" w:val="clear"/>
+            <w:tcMar>
+              <w:top w:type="dxa" w:w="70"/>
+              <w:left w:type="dxa" w:w="100"/>
+              <w:bottom w:type="dxa" w:w="70"/>
+              <w:right w:type="dxa" w:w="100"/>
+            </w:tcMar>
+          </w:tcPr>
+          <w:p>
+            <w:pPr>
+              <w:spacing w:after="0"/>
+            </w:pPr>
+            <w:r>
+              <w:rPr>
+                <w:rFonts w:ascii="Calibri" w:cs="Calibri" w:eastAsia="Calibri" w:hAnsi="Calibri"/>
+                <w:b/>
+                <w:bCs/>
+                <w:color w:val="8A4B0F"/>
+              </w:rPr>
+              <w:t xml:space="preserve">Thien Gen</w:t>
             </w:r>
           </w:p>
         </w:tc>
@@ -9864,26 +9877,26 @@
               <w:bottom w:val="single" w:color="D9CFB6" w:sz="4"/>
               <w:right w:val="single" w:color="D9CFB6" w:sz="4"/>
             </w:tcBorders>
-            <w:shd w:fill="D8E8F2" w:color="auto" w:val="clear"/>
-            <w:tcMar>
-              <w:top w:type="dxa" w:w="70"/>
-              <w:left w:type="dxa" w:w="100"/>
-              <w:bottom w:type="dxa" w:w="70"/>
-              <w:right w:type="dxa" w:w="100"/>
-            </w:tcMar>
-          </w:tcPr>
-          <w:p>
-            <w:pPr>
-              <w:spacing w:after="0"/>
-            </w:pPr>
-            <w:r>
-              <w:rPr>
-                <w:rFonts w:ascii="Calibri" w:cs="Calibri" w:eastAsia="Calibri" w:hAnsi="Calibri"/>
-                <w:b/>
-                <w:bCs/>
-                <w:color w:val="1F5E86"/>
-              </w:rPr>
-              <w:t xml:space="preserve">Steven</w:t>
+            <w:shd w:fill="F6E3C5" w:color="auto" w:val="clear"/>
+            <w:tcMar>
+              <w:top w:type="dxa" w:w="70"/>
+              <w:left w:type="dxa" w:w="100"/>
+              <w:bottom w:type="dxa" w:w="70"/>
+              <w:right w:type="dxa" w:w="100"/>
+            </w:tcMar>
+          </w:tcPr>
+          <w:p>
+            <w:pPr>
+              <w:spacing w:after="0"/>
+            </w:pPr>
+            <w:r>
+              <w:rPr>
+                <w:rFonts w:ascii="Calibri" w:cs="Calibri" w:eastAsia="Calibri" w:hAnsi="Calibri"/>
+                <w:b/>
+                <w:bCs/>
+                <w:color w:val="8A4B0F"/>
+              </w:rPr>
+              <w:t xml:space="preserve">Thien Gen</w:t>
             </w:r>
           </w:p>
         </w:tc>
@@ -9959,26 +9972,26 @@
               <w:bottom w:val="single" w:color="D9CFB6" w:sz="4"/>
               <w:right w:val="single" w:color="D9CFB6" w:sz="4"/>
             </w:tcBorders>
-            <w:shd w:fill="D8E8F2" w:color="auto" w:val="clear"/>
-            <w:tcMar>
-              <w:top w:type="dxa" w:w="70"/>
-              <w:left w:type="dxa" w:w="100"/>
-              <w:bottom w:type="dxa" w:w="70"/>
-              <w:right w:type="dxa" w:w="100"/>
-            </w:tcMar>
-          </w:tcPr>
-          <w:p>
-            <w:pPr>
-              <w:spacing w:after="0"/>
-            </w:pPr>
-            <w:r>
-              <w:rPr>
-                <w:rFonts w:ascii="Calibri" w:cs="Calibri" w:eastAsia="Calibri" w:hAnsi="Calibri"/>
-                <w:b/>
-                <w:bCs/>
-                <w:color w:val="1F5E86"/>
-              </w:rPr>
-              <w:t xml:space="preserve">Steven</w:t>
+            <w:shd w:fill="F6E3C5" w:color="auto" w:val="clear"/>
+            <w:tcMar>
+              <w:top w:type="dxa" w:w="70"/>
+              <w:left w:type="dxa" w:w="100"/>
+              <w:bottom w:type="dxa" w:w="70"/>
+              <w:right w:type="dxa" w:w="100"/>
+            </w:tcMar>
+          </w:tcPr>
+          <w:p>
+            <w:pPr>
+              <w:spacing w:after="0"/>
+            </w:pPr>
+            <w:r>
+              <w:rPr>
+                <w:rFonts w:ascii="Calibri" w:cs="Calibri" w:eastAsia="Calibri" w:hAnsi="Calibri"/>
+                <w:b/>
+                <w:bCs/>
+                <w:color w:val="8A4B0F"/>
+              </w:rPr>
+              <w:t xml:space="preserve">Thien Gen</w:t>
             </w:r>
           </w:p>
         </w:tc>
@@ -10054,26 +10067,26 @@
               <w:bottom w:val="single" w:color="D9CFB6" w:sz="4"/>
               <w:right w:val="single" w:color="D9CFB6" w:sz="4"/>
             </w:tcBorders>
-            <w:shd w:fill="F6E3C5" w:color="auto" w:val="clear"/>
-            <w:tcMar>
-              <w:top w:type="dxa" w:w="70"/>
-              <w:left w:type="dxa" w:w="100"/>
-              <w:bottom w:type="dxa" w:w="70"/>
-              <w:right w:type="dxa" w:w="100"/>
-            </w:tcMar>
-          </w:tcPr>
-          <w:p>
-            <w:pPr>
-              <w:spacing w:after="0"/>
-            </w:pPr>
-            <w:r>
-              <w:rPr>
-                <w:rFonts w:ascii="Calibri" w:cs="Calibri" w:eastAsia="Calibri" w:hAnsi="Calibri"/>
-                <w:b/>
-                <w:bCs/>
-                <w:color w:val="8A4B0F"/>
-              </w:rPr>
-              <w:t xml:space="preserve">Thien Gen</w:t>
+            <w:shd w:fill="D8E8F2" w:color="auto" w:val="clear"/>
+            <w:tcMar>
+              <w:top w:type="dxa" w:w="70"/>
+              <w:left w:type="dxa" w:w="100"/>
+              <w:bottom w:type="dxa" w:w="70"/>
+              <w:right w:type="dxa" w:w="100"/>
+            </w:tcMar>
+          </w:tcPr>
+          <w:p>
+            <w:pPr>
+              <w:spacing w:after="0"/>
+            </w:pPr>
+            <w:r>
+              <w:rPr>
+                <w:rFonts w:ascii="Calibri" w:cs="Calibri" w:eastAsia="Calibri" w:hAnsi="Calibri"/>
+                <w:b/>
+                <w:bCs/>
+                <w:color w:val="1F5E86"/>
+              </w:rPr>
+              <w:t xml:space="preserve">Steven</w:t>
             </w:r>
           </w:p>
         </w:tc>
@@ -10163,7 +10176,7 @@
         <w:rPr>
           <w:rFonts w:ascii="Calibri" w:cs="Calibri" w:eastAsia="Calibri" w:hAnsi="Calibri"/>
         </w:rPr>
-        <w:t xml:space="preserve">Fill [Team name] and [University] on the cover slide and in the opening line.</w:t>
+        <w:t xml:space="preserve">Check the names on the cover slide and in the opening line.</w:t>
       </w:r>
     </w:p>
     <w:p>
